--- a/BIT3208_Project/Documentation/Advanced Web Development.docx
+++ b/BIT3208_Project/Documentation/Advanced Web Development.docx
@@ -5,14 +5,19 @@
     <w:p>
       <w:pPr>
         <w:rPr>
+          <w:rFonts w:ascii="Times New Roman" w:hAnsi="Times New Roman" w:cs="Times New Roman"/>
           <w:b/>
           <w:bCs/>
           <w:sz w:val="28"/>
           <w:szCs w:val="28"/>
         </w:rPr>
       </w:pPr>
-      <w:r>
-        <w:rPr>
+      <w:bookmarkStart w:id="0" w:name="_Hlk231514290"/>
+      <w:bookmarkStart w:id="1" w:name="_Hlk231514504"/>
+      <w:bookmarkStart w:id="2" w:name="_Hlk231514691"/>
+      <w:r>
+        <w:rPr>
+          <w:rFonts w:ascii="Times New Roman" w:hAnsi="Times New Roman" w:cs="Times New Roman"/>
           <w:noProof/>
           <w:sz w:val="28"/>
           <w:szCs w:val="28"/>
@@ -71,6 +76,7 @@
       <w:pPr>
         <w:jc w:val="center"/>
         <w:rPr>
+          <w:rFonts w:ascii="Times New Roman" w:hAnsi="Times New Roman" w:cs="Times New Roman"/>
           <w:b/>
           <w:bCs/>
           <w:sz w:val="28"/>
@@ -79,24 +85,35 @@
       </w:pPr>
       <w:r>
         <w:rPr>
+          <w:rFonts w:ascii="Times New Roman" w:hAnsi="Times New Roman" w:cs="Times New Roman"/>
           <w:b/>
           <w:bCs/>
           <w:sz w:val="28"/>
           <w:szCs w:val="28"/>
         </w:rPr>
-        <w:t>TOPIC: INTERNET PROGRAMMING</w:t>
+        <w:t xml:space="preserve">TOPIC: </w:t>
+      </w:r>
+      <w:r>
+        <w:rPr>
+          <w:rFonts w:ascii="Times New Roman" w:hAnsi="Times New Roman" w:cs="Times New Roman"/>
+          <w:sz w:val="28"/>
+          <w:szCs w:val="28"/>
+        </w:rPr>
+        <w:t>ADVANCED WED DEVELOPMENT</w:t>
       </w:r>
     </w:p>
     <w:p>
       <w:pPr>
         <w:jc w:val="center"/>
         <w:rPr>
-          <w:sz w:val="28"/>
-          <w:szCs w:val="28"/>
-        </w:rPr>
-      </w:pPr>
-      <w:r>
-        <w:rPr>
+          <w:rFonts w:ascii="Times New Roman" w:hAnsi="Times New Roman" w:cs="Times New Roman"/>
+          <w:sz w:val="28"/>
+          <w:szCs w:val="28"/>
+        </w:rPr>
+      </w:pPr>
+      <w:r>
+        <w:rPr>
+          <w:rFonts w:ascii="Times New Roman" w:hAnsi="Times New Roman" w:cs="Times New Roman"/>
           <w:b/>
           <w:bCs/>
           <w:sz w:val="28"/>
@@ -106,29 +123,25 @@
       </w:r>
       <w:r>
         <w:rPr>
-          <w:sz w:val="28"/>
-          <w:szCs w:val="28"/>
-        </w:rPr>
-        <w:t xml:space="preserve"> </w:t>
-      </w:r>
-      <w:r>
-        <w:rPr>
-          <w:sz w:val="28"/>
-          <w:szCs w:val="28"/>
-        </w:rPr>
-        <w:t>JUAKIM NJUGUNA</w:t>
+          <w:rFonts w:ascii="Times New Roman" w:hAnsi="Times New Roman" w:cs="Times New Roman"/>
+          <w:sz w:val="28"/>
+          <w:szCs w:val="28"/>
+        </w:rPr>
+        <w:t xml:space="preserve"> JUAKIM NJUGUNA</w:t>
       </w:r>
     </w:p>
     <w:p>
       <w:pPr>
         <w:jc w:val="center"/>
         <w:rPr>
-          <w:sz w:val="28"/>
-          <w:szCs w:val="28"/>
-        </w:rPr>
-      </w:pPr>
-      <w:r>
-        <w:rPr>
+          <w:rFonts w:ascii="Times New Roman" w:hAnsi="Times New Roman" w:cs="Times New Roman"/>
+          <w:sz w:val="28"/>
+          <w:szCs w:val="28"/>
+        </w:rPr>
+      </w:pPr>
+      <w:r>
+        <w:rPr>
+          <w:rFonts w:ascii="Times New Roman" w:hAnsi="Times New Roman" w:cs="Times New Roman"/>
           <w:b/>
           <w:bCs/>
           <w:sz w:val="28"/>
@@ -138,29 +151,25 @@
       </w:r>
       <w:r>
         <w:rPr>
-          <w:sz w:val="28"/>
-          <w:szCs w:val="28"/>
-        </w:rPr>
-        <w:t xml:space="preserve"> BSCCS/2024/5</w:t>
-      </w:r>
-      <w:r>
-        <w:rPr>
-          <w:sz w:val="28"/>
-          <w:szCs w:val="28"/>
-        </w:rPr>
-        <w:t>4733</w:t>
+          <w:rFonts w:ascii="Times New Roman" w:hAnsi="Times New Roman" w:cs="Times New Roman"/>
+          <w:sz w:val="28"/>
+          <w:szCs w:val="28"/>
+        </w:rPr>
+        <w:t xml:space="preserve"> BSCCS/2024/54733</w:t>
       </w:r>
     </w:p>
     <w:p>
       <w:pPr>
         <w:jc w:val="center"/>
         <w:rPr>
-          <w:sz w:val="28"/>
-          <w:szCs w:val="28"/>
-        </w:rPr>
-      </w:pPr>
-      <w:r>
-        <w:rPr>
+          <w:rFonts w:ascii="Times New Roman" w:hAnsi="Times New Roman" w:cs="Times New Roman"/>
+          <w:sz w:val="28"/>
+          <w:szCs w:val="28"/>
+        </w:rPr>
+      </w:pPr>
+      <w:r>
+        <w:rPr>
+          <w:rFonts w:ascii="Times New Roman" w:hAnsi="Times New Roman" w:cs="Times New Roman"/>
           <w:b/>
           <w:bCs/>
           <w:sz w:val="28"/>
@@ -170,29 +179,25 @@
       </w:r>
       <w:r>
         <w:rPr>
-          <w:sz w:val="28"/>
-          <w:szCs w:val="28"/>
-        </w:rPr>
-        <w:t xml:space="preserve"> BACHELOR OF SCIENCE IN </w:t>
-      </w:r>
-      <w:r>
-        <w:rPr>
-          <w:sz w:val="28"/>
-          <w:szCs w:val="28"/>
-        </w:rPr>
-        <w:t>COMPUTER SCIENCE</w:t>
+          <w:rFonts w:ascii="Times New Roman" w:hAnsi="Times New Roman" w:cs="Times New Roman"/>
+          <w:sz w:val="28"/>
+          <w:szCs w:val="28"/>
+        </w:rPr>
+        <w:t xml:space="preserve"> BACHELOR OF SCIENCE IN COMPUTER SCIENCE</w:t>
       </w:r>
     </w:p>
     <w:p>
       <w:pPr>
         <w:jc w:val="center"/>
         <w:rPr>
-          <w:sz w:val="28"/>
-          <w:szCs w:val="28"/>
-        </w:rPr>
-      </w:pPr>
-      <w:r>
-        <w:rPr>
+          <w:rFonts w:ascii="Times New Roman" w:hAnsi="Times New Roman" w:cs="Times New Roman"/>
+          <w:sz w:val="28"/>
+          <w:szCs w:val="28"/>
+        </w:rPr>
+      </w:pPr>
+      <w:r>
+        <w:rPr>
+          <w:rFonts w:ascii="Times New Roman" w:hAnsi="Times New Roman" w:cs="Times New Roman"/>
           <w:b/>
           <w:bCs/>
           <w:sz w:val="28"/>
@@ -202,6 +207,7 @@
       </w:r>
       <w:r>
         <w:rPr>
+          <w:rFonts w:ascii="Times New Roman" w:hAnsi="Times New Roman" w:cs="Times New Roman"/>
           <w:sz w:val="28"/>
           <w:szCs w:val="28"/>
         </w:rPr>
@@ -212,12 +218,14 @@
       <w:pPr>
         <w:jc w:val="center"/>
         <w:rPr>
-          <w:sz w:val="28"/>
-          <w:szCs w:val="28"/>
-        </w:rPr>
-      </w:pPr>
-      <w:r>
-        <w:rPr>
+          <w:rFonts w:ascii="Times New Roman" w:hAnsi="Times New Roman" w:cs="Times New Roman"/>
+          <w:sz w:val="28"/>
+          <w:szCs w:val="28"/>
+        </w:rPr>
+      </w:pPr>
+      <w:r>
+        <w:rPr>
+          <w:rFonts w:ascii="Times New Roman" w:hAnsi="Times New Roman" w:cs="Times New Roman"/>
           <w:b/>
           <w:bCs/>
           <w:sz w:val="28"/>
@@ -227,6 +235,7 @@
       </w:r>
       <w:r>
         <w:rPr>
+          <w:rFonts w:ascii="Times New Roman" w:hAnsi="Times New Roman" w:cs="Times New Roman"/>
           <w:sz w:val="28"/>
           <w:szCs w:val="28"/>
         </w:rPr>
@@ -234,6 +243,7 @@
       </w:r>
       <w:r>
         <w:rPr>
+          <w:rFonts w:ascii="Times New Roman" w:hAnsi="Times New Roman" w:cs="Times New Roman"/>
           <w:sz w:val="28"/>
           <w:szCs w:val="28"/>
         </w:rPr>
@@ -241,6 +251,7 @@
       </w:r>
       <w:r>
         <w:rPr>
+          <w:rFonts w:ascii="Times New Roman" w:hAnsi="Times New Roman" w:cs="Times New Roman"/>
           <w:b/>
           <w:bCs/>
           <w:sz w:val="28"/>
@@ -250,6 +261,7 @@
       </w:r>
       <w:r>
         <w:rPr>
+          <w:rFonts w:ascii="Times New Roman" w:hAnsi="Times New Roman" w:cs="Times New Roman"/>
           <w:sz w:val="28"/>
           <w:szCs w:val="28"/>
         </w:rPr>
@@ -260,12 +272,14 @@
       <w:pPr>
         <w:jc w:val="center"/>
         <w:rPr>
-          <w:sz w:val="28"/>
-          <w:szCs w:val="28"/>
-        </w:rPr>
-      </w:pPr>
-      <w:r>
-        <w:rPr>
+          <w:rFonts w:ascii="Times New Roman" w:hAnsi="Times New Roman" w:cs="Times New Roman"/>
+          <w:sz w:val="28"/>
+          <w:szCs w:val="28"/>
+        </w:rPr>
+      </w:pPr>
+      <w:r>
+        <w:rPr>
+          <w:rFonts w:ascii="Times New Roman" w:hAnsi="Times New Roman" w:cs="Times New Roman"/>
           <w:b/>
           <w:bCs/>
           <w:sz w:val="28"/>
@@ -275,6 +289,7 @@
       </w:r>
       <w:r>
         <w:rPr>
+          <w:rFonts w:ascii="Times New Roman" w:hAnsi="Times New Roman" w:cs="Times New Roman"/>
           <w:sz w:val="28"/>
           <w:szCs w:val="28"/>
         </w:rPr>
@@ -285,12 +300,14 @@
       <w:pPr>
         <w:jc w:val="center"/>
         <w:rPr>
-          <w:sz w:val="28"/>
-          <w:szCs w:val="28"/>
-        </w:rPr>
-      </w:pPr>
-      <w:r>
-        <w:rPr>
+          <w:rFonts w:ascii="Times New Roman" w:hAnsi="Times New Roman" w:cs="Times New Roman"/>
+          <w:sz w:val="28"/>
+          <w:szCs w:val="28"/>
+        </w:rPr>
+      </w:pPr>
+      <w:r>
+        <w:rPr>
+          <w:rFonts w:ascii="Times New Roman" w:hAnsi="Times New Roman" w:cs="Times New Roman"/>
           <w:b/>
           <w:bCs/>
           <w:sz w:val="28"/>
@@ -300,109 +317,155 @@
       </w:r>
       <w:r>
         <w:rPr>
-          <w:sz w:val="28"/>
-          <w:szCs w:val="28"/>
-        </w:rPr>
-        <w:t xml:space="preserve"> NYORO</w:t>
-      </w:r>
-      <w:r>
-        <w:rPr>
-          <w:sz w:val="28"/>
-          <w:szCs w:val="28"/>
-        </w:rPr>
-        <w:br/>
-      </w:r>
-      <w:r>
-        <w:rPr>
+          <w:rFonts w:ascii="Times New Roman" w:hAnsi="Times New Roman" w:cs="Times New Roman"/>
           <w:b/>
           <w:bCs/>
           <w:sz w:val="28"/>
           <w:szCs w:val="28"/>
         </w:rPr>
+        <w:t xml:space="preserve"> </w:t>
+      </w:r>
+      <w:r>
+        <w:rPr>
+          <w:rFonts w:ascii="Times New Roman" w:hAnsi="Times New Roman" w:cs="Times New Roman"/>
+          <w:sz w:val="28"/>
+          <w:szCs w:val="28"/>
+        </w:rPr>
+        <w:t>MR</w:t>
+      </w:r>
+      <w:r>
+        <w:rPr>
+          <w:rFonts w:ascii="Times New Roman" w:hAnsi="Times New Roman" w:cs="Times New Roman"/>
+          <w:sz w:val="28"/>
+          <w:szCs w:val="28"/>
+        </w:rPr>
+        <w:t xml:space="preserve"> NYORO</w:t>
+      </w:r>
+      <w:r>
+        <w:rPr>
+          <w:rFonts w:ascii="Times New Roman" w:hAnsi="Times New Roman" w:cs="Times New Roman"/>
+          <w:sz w:val="28"/>
+          <w:szCs w:val="28"/>
+        </w:rPr>
+        <w:br/>
+      </w:r>
+      <w:r>
+        <w:rPr>
+          <w:rFonts w:ascii="Times New Roman" w:hAnsi="Times New Roman" w:cs="Times New Roman"/>
+          <w:b/>
+          <w:bCs/>
+          <w:sz w:val="28"/>
+          <w:szCs w:val="28"/>
+        </w:rPr>
         <w:t>SUBMISSION DATE:</w:t>
       </w:r>
       <w:r>
         <w:rPr>
+          <w:rFonts w:ascii="Times New Roman" w:hAnsi="Times New Roman" w:cs="Times New Roman"/>
           <w:sz w:val="28"/>
           <w:szCs w:val="28"/>
         </w:rPr>
         <w:t xml:space="preserve"> </w:t>
       </w:r>
+      <w:r>
+        <w:rPr>
+          <w:rFonts w:ascii="Times New Roman" w:hAnsi="Times New Roman" w:cs="Times New Roman"/>
+          <w:sz w:val="28"/>
+          <w:szCs w:val="28"/>
+        </w:rPr>
+        <w:t>05/06/2026</w:t>
+      </w:r>
     </w:p>
     <w:p>
       <w:pPr>
         <w:jc w:val="center"/>
         <w:rPr>
-          <w:sz w:val="28"/>
-          <w:szCs w:val="28"/>
-        </w:rPr>
-      </w:pPr>
-      <w:r>
-        <w:rPr>
-          <w:sz w:val="28"/>
-          <w:szCs w:val="28"/>
-        </w:rPr>
-        <w:t>PROJECT DETAILS:</w:t>
-      </w:r>
+          <w:rFonts w:ascii="Times New Roman" w:hAnsi="Times New Roman" w:cs="Times New Roman"/>
+          <w:sz w:val="28"/>
+          <w:szCs w:val="28"/>
+        </w:rPr>
+      </w:pPr>
+      <w:r>
+        <w:rPr>
+          <w:rFonts w:ascii="Times New Roman" w:hAnsi="Times New Roman" w:cs="Times New Roman"/>
+          <w:sz w:val="28"/>
+          <w:szCs w:val="28"/>
+        </w:rPr>
+        <w:t>GITHUB REPOSITORY:</w:t>
+      </w:r>
+      <w:hyperlink r:id="rId7" w:history="1">
+        <w:r>
+          <w:rPr>
+            <w:rStyle w:val="Hyperlink"/>
+            <w:rFonts w:ascii="Times New Roman" w:hAnsi="Times New Roman" w:cs="Times New Roman"/>
+            <w:sz w:val="28"/>
+            <w:szCs w:val="28"/>
+          </w:rPr>
+          <w:t>https://github.com/Hakim281/Webdesign</w:t>
+        </w:r>
+      </w:hyperlink>
     </w:p>
     <w:p>
       <w:pPr>
         <w:jc w:val="center"/>
         <w:rPr>
-          <w:sz w:val="28"/>
-          <w:szCs w:val="28"/>
-        </w:rPr>
-      </w:pPr>
-      <w:r>
-        <w:rPr>
-          <w:sz w:val="28"/>
-          <w:szCs w:val="28"/>
-        </w:rPr>
-        <w:t xml:space="preserve">PROJECT TITLE: </w:t>
-      </w:r>
-    </w:p>
-    <w:p>
-      <w:pPr>
-        <w:jc w:val="center"/>
-        <w:rPr>
-          <w:sz w:val="28"/>
-          <w:szCs w:val="28"/>
-        </w:rPr>
-      </w:pPr>
-      <w:r>
-        <w:rPr>
-          <w:sz w:val="28"/>
-          <w:szCs w:val="28"/>
-        </w:rPr>
-        <w:t>GITHUB REPOSITORY:</w:t>
-      </w:r>
-    </w:p>
-    <w:p>
-      <w:pPr>
-        <w:jc w:val="center"/>
-        <w:rPr>
-          <w:sz w:val="28"/>
-          <w:szCs w:val="28"/>
-        </w:rPr>
-      </w:pPr>
-      <w:r>
-        <w:rPr>
-          <w:sz w:val="28"/>
-          <w:szCs w:val="28"/>
-        </w:rPr>
-        <w:t>WEBSITE LINK:</w:t>
-      </w:r>
+          <w:rFonts w:ascii="Times New Roman" w:hAnsi="Times New Roman" w:cs="Times New Roman"/>
+          <w:sz w:val="28"/>
+          <w:szCs w:val="28"/>
+        </w:rPr>
+      </w:pPr>
+      <w:r>
+        <w:rPr>
+          <w:rFonts w:ascii="Times New Roman" w:hAnsi="Times New Roman" w:cs="Times New Roman"/>
+          <w:sz w:val="28"/>
+          <w:szCs w:val="28"/>
+        </w:rPr>
+        <w:t>WEB</w:t>
+      </w:r>
+      <w:r>
+        <w:rPr>
+          <w:rFonts w:ascii="Times New Roman" w:hAnsi="Times New Roman" w:cs="Times New Roman"/>
+          <w:sz w:val="28"/>
+          <w:szCs w:val="28"/>
+        </w:rPr>
+        <w:t xml:space="preserve"> HOST </w:t>
+      </w:r>
+      <w:r>
+        <w:rPr>
+          <w:rFonts w:ascii="Times New Roman" w:hAnsi="Times New Roman" w:cs="Times New Roman"/>
+          <w:sz w:val="28"/>
+          <w:szCs w:val="28"/>
+        </w:rPr>
+        <w:t>LINK:</w:t>
+      </w:r>
+      <w:r>
+        <w:rPr>
+          <w:rFonts w:ascii="Times New Roman" w:hAnsi="Times New Roman" w:cs="Times New Roman"/>
+        </w:rPr>
+        <w:t xml:space="preserve"> </w:t>
+      </w:r>
+      <w:hyperlink r:id="rId8" w:history="1">
+        <w:r>
+          <w:rPr>
+            <w:rStyle w:val="Hyperlink"/>
+            <w:rFonts w:ascii="Times New Roman" w:hAnsi="Times New Roman" w:cs="Times New Roman"/>
+          </w:rPr>
+          <w:t>https://dash.infinityfree.com/accounts/if0_42100248/domains/luxuryproperties.infinityfreeapp.com</w:t>
+        </w:r>
+      </w:hyperlink>
     </w:p>
     <w:p>
       <w:pPr>
         <w:spacing w:line="259" w:lineRule="auto"/>
         <w:rPr>
-          <w:sz w:val="28"/>
-          <w:szCs w:val="28"/>
-        </w:rPr>
-      </w:pPr>
-      <w:r>
-        <w:rPr>
+          <w:rFonts w:ascii="Times New Roman" w:hAnsi="Times New Roman" w:cs="Times New Roman"/>
+          <w:sz w:val="28"/>
+          <w:szCs w:val="28"/>
+        </w:rPr>
+      </w:pPr>
+      <w:r>
+        <w:rPr>
+          <w:rFonts w:ascii="Times New Roman" w:hAnsi="Times New Roman" w:cs="Times New Roman"/>
           <w:sz w:val="28"/>
           <w:szCs w:val="28"/>
         </w:rPr>
@@ -412,7 +475,13 @@
     <w:sdt>
       <w:sdtPr>
         <w:rPr>
-          <w:lang w:val="en-GB"/>
+          <w:rFonts w:ascii="Times New Roman" w:eastAsiaTheme="minorHAnsi" w:hAnsi="Times New Roman" w:cs="Times New Roman"/>
+          <w:color w:val="auto"/>
+          <w:kern w:val="2"/>
+          <w:sz w:val="24"/>
+          <w:szCs w:val="24"/>
+          <w:lang w:val="en-GB" w:eastAsia="en-US"/>
+          <w14:ligatures w14:val="standardContextual"/>
         </w:rPr>
         <w:id w:val="275835678"/>
         <w:docPartObj>
@@ -422,24 +491,21 @@
       </w:sdtPr>
       <w:sdtEndPr>
         <w:rPr>
-          <w:rFonts w:asciiTheme="minorHAnsi" w:eastAsiaTheme="minorHAnsi" w:hAnsiTheme="minorHAnsi" w:cstheme="minorBidi"/>
           <w:b/>
           <w:bCs/>
-          <w:color w:val="auto"/>
-          <w:kern w:val="2"/>
-          <w:sz w:val="24"/>
-          <w:szCs w:val="24"/>
-          <w:lang w:eastAsia="en-US"/>
-          <w14:ligatures w14:val="standardContextual"/>
         </w:rPr>
       </w:sdtEndPr>
       <w:sdtContent>
         <w:p>
           <w:pPr>
             <w:pStyle w:val="TOCHeading"/>
+            <w:rPr>
+              <w:rFonts w:ascii="Times New Roman" w:hAnsi="Times New Roman" w:cs="Times New Roman"/>
+            </w:rPr>
           </w:pPr>
           <w:r>
             <w:rPr>
+              <w:rFonts w:ascii="Times New Roman" w:hAnsi="Times New Roman" w:cs="Times New Roman"/>
               <w:lang w:val="en-GB"/>
             </w:rPr>
             <w:t>Contents</w:t>
@@ -453,7 +519,7 @@
               <w:tab w:val="right" w:leader="dot" w:pos="9350"/>
             </w:tabs>
             <w:rPr>
-              <w:rFonts w:eastAsiaTheme="minorEastAsia"/>
+              <w:rFonts w:ascii="Times New Roman" w:eastAsiaTheme="minorEastAsia" w:hAnsi="Times New Roman" w:cs="Times New Roman"/>
               <w:noProof/>
               <w:kern w:val="0"/>
               <w:sz w:val="22"/>
@@ -463,18 +529,28 @@
             </w:rPr>
           </w:pPr>
           <w:r>
+            <w:rPr>
+              <w:rFonts w:ascii="Times New Roman" w:hAnsi="Times New Roman" w:cs="Times New Roman"/>
+            </w:rPr>
             <w:fldChar w:fldCharType="begin"/>
           </w:r>
           <w:r>
+            <w:rPr>
+              <w:rFonts w:ascii="Times New Roman" w:hAnsi="Times New Roman" w:cs="Times New Roman"/>
+            </w:rPr>
             <w:instrText xml:space="preserve"> TOC \o "1-3" \h \z \u </w:instrText>
           </w:r>
           <w:r>
+            <w:rPr>
+              <w:rFonts w:ascii="Times New Roman" w:hAnsi="Times New Roman" w:cs="Times New Roman"/>
+            </w:rPr>
             <w:fldChar w:fldCharType="separate"/>
           </w:r>
-          <w:hyperlink w:anchor="_Toc231505557" w:history="1">
+          <w:hyperlink w:anchor="_Toc231505680" w:history="1">
             <w:r>
               <w:rPr>
                 <w:rStyle w:val="Hyperlink"/>
+                <w:rFonts w:ascii="Times New Roman" w:hAnsi="Times New Roman" w:cs="Times New Roman"/>
                 <w:bCs/>
                 <w:noProof/>
               </w:rPr>
@@ -482,7 +558,7 @@
             </w:r>
             <w:r>
               <w:rPr>
-                <w:rFonts w:eastAsiaTheme="minorEastAsia"/>
+                <w:rFonts w:ascii="Times New Roman" w:eastAsiaTheme="minorEastAsia" w:hAnsi="Times New Roman" w:cs="Times New Roman"/>
                 <w:noProof/>
                 <w:kern w:val="0"/>
                 <w:sz w:val="22"/>
@@ -495,6 +571,7 @@
             <w:r>
               <w:rPr>
                 <w:rStyle w:val="Hyperlink"/>
+                <w:rFonts w:ascii="Times New Roman" w:hAnsi="Times New Roman" w:cs="Times New Roman"/>
                 <w:b/>
                 <w:bCs/>
                 <w:noProof/>
@@ -503,6 +580,7 @@
             </w:r>
             <w:r>
               <w:rPr>
+                <w:rFonts w:ascii="Times New Roman" w:hAnsi="Times New Roman" w:cs="Times New Roman"/>
                 <w:noProof/>
                 <w:webHidden/>
               </w:rPr>
@@ -510,6 +588,7 @@
             </w:r>
             <w:r>
               <w:rPr>
+                <w:rFonts w:ascii="Times New Roman" w:hAnsi="Times New Roman" w:cs="Times New Roman"/>
                 <w:noProof/>
                 <w:webHidden/>
               </w:rPr>
@@ -517,19 +596,22 @@
             </w:r>
             <w:r>
               <w:rPr>
+                <w:rFonts w:ascii="Times New Roman" w:hAnsi="Times New Roman" w:cs="Times New Roman"/>
                 <w:noProof/>
                 <w:webHidden/>
               </w:rPr>
-              <w:instrText xml:space="preserve"> PAGEREF _Toc231505557 \h </w:instrText>
+              <w:instrText xml:space="preserve"> PAGEREF _Toc231505680 \h </w:instrText>
             </w:r>
             <w:r>
               <w:rPr>
+                <w:rFonts w:ascii="Times New Roman" w:hAnsi="Times New Roman" w:cs="Times New Roman"/>
                 <w:noProof/>
                 <w:webHidden/>
               </w:rPr>
             </w:r>
             <w:r>
               <w:rPr>
+                <w:rFonts w:ascii="Times New Roman" w:hAnsi="Times New Roman" w:cs="Times New Roman"/>
                 <w:noProof/>
                 <w:webHidden/>
               </w:rPr>
@@ -537,13 +619,15 @@
             </w:r>
             <w:r>
               <w:rPr>
+                <w:rFonts w:ascii="Times New Roman" w:hAnsi="Times New Roman" w:cs="Times New Roman"/>
                 <w:noProof/>
                 <w:webHidden/>
               </w:rPr>
-              <w:t>1</w:t>
+              <w:t>2</w:t>
             </w:r>
             <w:r>
               <w:rPr>
+                <w:rFonts w:ascii="Times New Roman" w:hAnsi="Times New Roman" w:cs="Times New Roman"/>
                 <w:noProof/>
                 <w:webHidden/>
               </w:rPr>
@@ -558,7 +642,7 @@
               <w:tab w:val="right" w:leader="dot" w:pos="9350"/>
             </w:tabs>
             <w:rPr>
-              <w:rFonts w:eastAsiaTheme="minorEastAsia"/>
+              <w:rFonts w:ascii="Times New Roman" w:eastAsiaTheme="minorEastAsia" w:hAnsi="Times New Roman" w:cs="Times New Roman"/>
               <w:noProof/>
               <w:kern w:val="0"/>
               <w:sz w:val="22"/>
@@ -567,16 +651,18 @@
               <w14:ligatures w14:val="none"/>
             </w:rPr>
           </w:pPr>
-          <w:hyperlink w:anchor="_Toc231505558" w:history="1">
+          <w:hyperlink w:anchor="_Toc231505681" w:history="1">
             <w:r>
               <w:rPr>
                 <w:rStyle w:val="Hyperlink"/>
+                <w:rFonts w:ascii="Times New Roman" w:hAnsi="Times New Roman" w:cs="Times New Roman"/>
                 <w:noProof/>
               </w:rPr>
-              <w:t>1.2 WEEK 3   Java script and php basics</w:t>
+              <w:t>1.1 WEEK 2</w:t>
             </w:r>
             <w:r>
               <w:rPr>
+                <w:rFonts w:ascii="Times New Roman" w:hAnsi="Times New Roman" w:cs="Times New Roman"/>
                 <w:noProof/>
                 <w:webHidden/>
               </w:rPr>
@@ -584,6 +670,7 @@
             </w:r>
             <w:r>
               <w:rPr>
+                <w:rFonts w:ascii="Times New Roman" w:hAnsi="Times New Roman" w:cs="Times New Roman"/>
                 <w:noProof/>
                 <w:webHidden/>
               </w:rPr>
@@ -591,19 +678,22 @@
             </w:r>
             <w:r>
               <w:rPr>
+                <w:rFonts w:ascii="Times New Roman" w:hAnsi="Times New Roman" w:cs="Times New Roman"/>
                 <w:noProof/>
                 <w:webHidden/>
               </w:rPr>
-              <w:instrText xml:space="preserve"> PAGEREF _Toc231505558 \h </w:instrText>
+              <w:instrText xml:space="preserve"> PAGEREF _Toc231505681 \h </w:instrText>
             </w:r>
             <w:r>
               <w:rPr>
+                <w:rFonts w:ascii="Times New Roman" w:hAnsi="Times New Roman" w:cs="Times New Roman"/>
                 <w:noProof/>
                 <w:webHidden/>
               </w:rPr>
             </w:r>
             <w:r>
               <w:rPr>
+                <w:rFonts w:ascii="Times New Roman" w:hAnsi="Times New Roman" w:cs="Times New Roman"/>
                 <w:noProof/>
                 <w:webHidden/>
               </w:rPr>
@@ -611,6 +701,89 @@
             </w:r>
             <w:r>
               <w:rPr>
+                <w:rFonts w:ascii="Times New Roman" w:hAnsi="Times New Roman" w:cs="Times New Roman"/>
+                <w:noProof/>
+                <w:webHidden/>
+              </w:rPr>
+              <w:t>3</w:t>
+            </w:r>
+            <w:r>
+              <w:rPr>
+                <w:rFonts w:ascii="Times New Roman" w:hAnsi="Times New Roman" w:cs="Times New Roman"/>
+                <w:noProof/>
+                <w:webHidden/>
+              </w:rPr>
+              <w:fldChar w:fldCharType="end"/>
+            </w:r>
+          </w:hyperlink>
+        </w:p>
+        <w:p>
+          <w:pPr>
+            <w:pStyle w:val="TOC2"/>
+            <w:tabs>
+              <w:tab w:val="right" w:leader="dot" w:pos="9350"/>
+            </w:tabs>
+            <w:rPr>
+              <w:rFonts w:ascii="Times New Roman" w:eastAsiaTheme="minorEastAsia" w:hAnsi="Times New Roman" w:cs="Times New Roman"/>
+              <w:noProof/>
+              <w:kern w:val="0"/>
+              <w:sz w:val="22"/>
+              <w:szCs w:val="22"/>
+              <w:lang w:val="en-KE" w:eastAsia="en-KE"/>
+              <w14:ligatures w14:val="none"/>
+            </w:rPr>
+          </w:pPr>
+          <w:hyperlink w:anchor="_Toc231505682" w:history="1">
+            <w:r>
+              <w:rPr>
+                <w:rStyle w:val="Hyperlink"/>
+                <w:rFonts w:ascii="Times New Roman" w:hAnsi="Times New Roman" w:cs="Times New Roman"/>
+                <w:noProof/>
+              </w:rPr>
+              <w:t>1.2 WEEK 3   Java script and php basics</w:t>
+            </w:r>
+            <w:r>
+              <w:rPr>
+                <w:rFonts w:ascii="Times New Roman" w:hAnsi="Times New Roman" w:cs="Times New Roman"/>
+                <w:noProof/>
+                <w:webHidden/>
+              </w:rPr>
+              <w:tab/>
+            </w:r>
+            <w:r>
+              <w:rPr>
+                <w:rFonts w:ascii="Times New Roman" w:hAnsi="Times New Roman" w:cs="Times New Roman"/>
+                <w:noProof/>
+                <w:webHidden/>
+              </w:rPr>
+              <w:fldChar w:fldCharType="begin"/>
+            </w:r>
+            <w:r>
+              <w:rPr>
+                <w:rFonts w:ascii="Times New Roman" w:hAnsi="Times New Roman" w:cs="Times New Roman"/>
+                <w:noProof/>
+                <w:webHidden/>
+              </w:rPr>
+              <w:instrText xml:space="preserve"> PAGEREF _Toc231505682 \h </w:instrText>
+            </w:r>
+            <w:r>
+              <w:rPr>
+                <w:rFonts w:ascii="Times New Roman" w:hAnsi="Times New Roman" w:cs="Times New Roman"/>
+                <w:noProof/>
+                <w:webHidden/>
+              </w:rPr>
+            </w:r>
+            <w:r>
+              <w:rPr>
+                <w:rFonts w:ascii="Times New Roman" w:hAnsi="Times New Roman" w:cs="Times New Roman"/>
+                <w:noProof/>
+                <w:webHidden/>
+              </w:rPr>
+              <w:fldChar w:fldCharType="separate"/>
+            </w:r>
+            <w:r>
+              <w:rPr>
+                <w:rFonts w:ascii="Times New Roman" w:hAnsi="Times New Roman" w:cs="Times New Roman"/>
                 <w:noProof/>
                 <w:webHidden/>
               </w:rPr>
@@ -618,6 +791,7 @@
             </w:r>
             <w:r>
               <w:rPr>
+                <w:rFonts w:ascii="Times New Roman" w:hAnsi="Times New Roman" w:cs="Times New Roman"/>
                 <w:noProof/>
                 <w:webHidden/>
               </w:rPr>
@@ -632,7 +806,7 @@
               <w:tab w:val="right" w:leader="dot" w:pos="9350"/>
             </w:tabs>
             <w:rPr>
-              <w:rFonts w:eastAsiaTheme="minorEastAsia"/>
+              <w:rFonts w:ascii="Times New Roman" w:eastAsiaTheme="minorEastAsia" w:hAnsi="Times New Roman" w:cs="Times New Roman"/>
               <w:noProof/>
               <w:kern w:val="0"/>
               <w:sz w:val="22"/>
@@ -641,16 +815,18 @@
               <w14:ligatures w14:val="none"/>
             </w:rPr>
           </w:pPr>
-          <w:hyperlink w:anchor="_Toc231505559" w:history="1">
+          <w:hyperlink w:anchor="_Toc231505683" w:history="1">
             <w:r>
               <w:rPr>
                 <w:rStyle w:val="Hyperlink"/>
+                <w:rFonts w:ascii="Times New Roman" w:hAnsi="Times New Roman" w:cs="Times New Roman"/>
                 <w:noProof/>
               </w:rPr>
-              <w:t>3.1 DATABASE CREATION</w:t>
+              <w:t>2.1   WEEK 4  SIMPLE PHP CONCEPTS</w:t>
             </w:r>
             <w:r>
               <w:rPr>
+                <w:rFonts w:ascii="Times New Roman" w:hAnsi="Times New Roman" w:cs="Times New Roman"/>
                 <w:noProof/>
                 <w:webHidden/>
               </w:rPr>
@@ -658,6 +834,7 @@
             </w:r>
             <w:r>
               <w:rPr>
+                <w:rFonts w:ascii="Times New Roman" w:hAnsi="Times New Roman" w:cs="Times New Roman"/>
                 <w:noProof/>
                 <w:webHidden/>
               </w:rPr>
@@ -665,19 +842,22 @@
             </w:r>
             <w:r>
               <w:rPr>
+                <w:rFonts w:ascii="Times New Roman" w:hAnsi="Times New Roman" w:cs="Times New Roman"/>
                 <w:noProof/>
                 <w:webHidden/>
               </w:rPr>
-              <w:instrText xml:space="preserve"> PAGEREF _Toc231505559 \h </w:instrText>
+              <w:instrText xml:space="preserve"> PAGEREF _Toc231505683 \h </w:instrText>
             </w:r>
             <w:r>
               <w:rPr>
+                <w:rFonts w:ascii="Times New Roman" w:hAnsi="Times New Roman" w:cs="Times New Roman"/>
                 <w:noProof/>
                 <w:webHidden/>
               </w:rPr>
             </w:r>
             <w:r>
               <w:rPr>
+                <w:rFonts w:ascii="Times New Roman" w:hAnsi="Times New Roman" w:cs="Times New Roman"/>
                 <w:noProof/>
                 <w:webHidden/>
               </w:rPr>
@@ -685,13 +865,15 @@
             </w:r>
             <w:r>
               <w:rPr>
+                <w:rFonts w:ascii="Times New Roman" w:hAnsi="Times New Roman" w:cs="Times New Roman"/>
                 <w:noProof/>
                 <w:webHidden/>
               </w:rPr>
-              <w:t>7</w:t>
+              <w:t>5</w:t>
             </w:r>
             <w:r>
               <w:rPr>
+                <w:rFonts w:ascii="Times New Roman" w:hAnsi="Times New Roman" w:cs="Times New Roman"/>
                 <w:noProof/>
                 <w:webHidden/>
               </w:rPr>
@@ -700,8 +882,96 @@
           </w:hyperlink>
         </w:p>
         <w:p>
+          <w:pPr>
+            <w:pStyle w:val="TOC1"/>
+            <w:tabs>
+              <w:tab w:val="right" w:leader="dot" w:pos="9350"/>
+            </w:tabs>
+            <w:rPr>
+              <w:rFonts w:ascii="Times New Roman" w:eastAsiaTheme="minorEastAsia" w:hAnsi="Times New Roman" w:cs="Times New Roman"/>
+              <w:noProof/>
+              <w:kern w:val="0"/>
+              <w:sz w:val="22"/>
+              <w:szCs w:val="22"/>
+              <w:lang w:val="en-KE" w:eastAsia="en-KE"/>
+              <w14:ligatures w14:val="none"/>
+            </w:rPr>
+          </w:pPr>
+          <w:hyperlink w:anchor="_Toc231505684" w:history="1">
+            <w:r>
+              <w:rPr>
+                <w:rStyle w:val="Hyperlink"/>
+                <w:rFonts w:ascii="Times New Roman" w:hAnsi="Times New Roman" w:cs="Times New Roman"/>
+                <w:noProof/>
+              </w:rPr>
+              <w:t>3.1 DATABASE CREATION</w:t>
+            </w:r>
+            <w:r>
+              <w:rPr>
+                <w:rFonts w:ascii="Times New Roman" w:hAnsi="Times New Roman" w:cs="Times New Roman"/>
+                <w:noProof/>
+                <w:webHidden/>
+              </w:rPr>
+              <w:tab/>
+            </w:r>
+            <w:r>
+              <w:rPr>
+                <w:rFonts w:ascii="Times New Roman" w:hAnsi="Times New Roman" w:cs="Times New Roman"/>
+                <w:noProof/>
+                <w:webHidden/>
+              </w:rPr>
+              <w:fldChar w:fldCharType="begin"/>
+            </w:r>
+            <w:r>
+              <w:rPr>
+                <w:rFonts w:ascii="Times New Roman" w:hAnsi="Times New Roman" w:cs="Times New Roman"/>
+                <w:noProof/>
+                <w:webHidden/>
+              </w:rPr>
+              <w:instrText xml:space="preserve"> PAGEREF _Toc231505684 \h </w:instrText>
+            </w:r>
+            <w:r>
+              <w:rPr>
+                <w:rFonts w:ascii="Times New Roman" w:hAnsi="Times New Roman" w:cs="Times New Roman"/>
+                <w:noProof/>
+                <w:webHidden/>
+              </w:rPr>
+            </w:r>
+            <w:r>
+              <w:rPr>
+                <w:rFonts w:ascii="Times New Roman" w:hAnsi="Times New Roman" w:cs="Times New Roman"/>
+                <w:noProof/>
+                <w:webHidden/>
+              </w:rPr>
+              <w:fldChar w:fldCharType="separate"/>
+            </w:r>
+            <w:r>
+              <w:rPr>
+                <w:rFonts w:ascii="Times New Roman" w:hAnsi="Times New Roman" w:cs="Times New Roman"/>
+                <w:noProof/>
+                <w:webHidden/>
+              </w:rPr>
+              <w:t>7</w:t>
+            </w:r>
+            <w:r>
+              <w:rPr>
+                <w:rFonts w:ascii="Times New Roman" w:hAnsi="Times New Roman" w:cs="Times New Roman"/>
+                <w:noProof/>
+                <w:webHidden/>
+              </w:rPr>
+              <w:fldChar w:fldCharType="end"/>
+            </w:r>
+          </w:hyperlink>
+        </w:p>
+        <w:p>
+          <w:pPr>
+            <w:rPr>
+              <w:rFonts w:ascii="Times New Roman" w:hAnsi="Times New Roman" w:cs="Times New Roman"/>
+            </w:rPr>
+          </w:pPr>
           <w:r>
             <w:rPr>
+              <w:rFonts w:ascii="Times New Roman" w:hAnsi="Times New Roman" w:cs="Times New Roman"/>
               <w:b/>
               <w:bCs/>
               <w:lang w:val="en-GB"/>
@@ -715,6 +985,7 @@
       <w:pPr>
         <w:jc w:val="center"/>
         <w:rPr>
+          <w:rFonts w:ascii="Times New Roman" w:hAnsi="Times New Roman" w:cs="Times New Roman"/>
           <w:sz w:val="28"/>
           <w:szCs w:val="28"/>
         </w:rPr>
@@ -724,6 +995,7 @@
       <w:pPr>
         <w:jc w:val="center"/>
         <w:rPr>
+          <w:rFonts w:ascii="Times New Roman" w:hAnsi="Times New Roman" w:cs="Times New Roman"/>
           <w:sz w:val="28"/>
           <w:szCs w:val="28"/>
         </w:rPr>
@@ -736,11 +1008,13 @@
           <w:tab w:val="right" w:leader="dot" w:pos="9350"/>
         </w:tabs>
         <w:rPr>
+          <w:rFonts w:ascii="Times New Roman" w:hAnsi="Times New Roman" w:cs="Times New Roman"/>
           <w:noProof/>
         </w:rPr>
       </w:pPr>
       <w:r>
         <w:rPr>
+          <w:rFonts w:ascii="Times New Roman" w:hAnsi="Times New Roman" w:cs="Times New Roman"/>
           <w:sz w:val="28"/>
           <w:szCs w:val="28"/>
         </w:rPr>
@@ -748,6 +1022,7 @@
       </w:r>
       <w:r>
         <w:rPr>
+          <w:rFonts w:ascii="Times New Roman" w:hAnsi="Times New Roman" w:cs="Times New Roman"/>
           <w:sz w:val="28"/>
           <w:szCs w:val="28"/>
         </w:rPr>
@@ -755,6 +1030,7 @@
       </w:r>
       <w:r>
         <w:rPr>
+          <w:rFonts w:ascii="Times New Roman" w:hAnsi="Times New Roman" w:cs="Times New Roman"/>
           <w:sz w:val="28"/>
           <w:szCs w:val="28"/>
         </w:rPr>
@@ -764,12 +1040,14 @@
         <w:r>
           <w:rPr>
             <w:rStyle w:val="Hyperlink"/>
+            <w:rFonts w:ascii="Times New Roman" w:hAnsi="Times New Roman" w:cs="Times New Roman"/>
             <w:noProof/>
           </w:rPr>
           <w:t>Figure 1 Control panel</w:t>
         </w:r>
         <w:r>
           <w:rPr>
+            <w:rFonts w:ascii="Times New Roman" w:hAnsi="Times New Roman" w:cs="Times New Roman"/>
             <w:noProof/>
             <w:webHidden/>
           </w:rPr>
@@ -777,6 +1055,7 @@
         </w:r>
         <w:r>
           <w:rPr>
+            <w:rFonts w:ascii="Times New Roman" w:hAnsi="Times New Roman" w:cs="Times New Roman"/>
             <w:noProof/>
             <w:webHidden/>
           </w:rPr>
@@ -784,6 +1063,7 @@
         </w:r>
         <w:r>
           <w:rPr>
+            <w:rFonts w:ascii="Times New Roman" w:hAnsi="Times New Roman" w:cs="Times New Roman"/>
             <w:noProof/>
             <w:webHidden/>
           </w:rPr>
@@ -791,12 +1071,14 @@
         </w:r>
         <w:r>
           <w:rPr>
-            <w:noProof/>
-            <w:webHidden/>
-          </w:rPr>
-        </w:r>
-        <w:r>
-          <w:rPr>
+            <w:rFonts w:ascii="Times New Roman" w:hAnsi="Times New Roman" w:cs="Times New Roman"/>
+            <w:noProof/>
+            <w:webHidden/>
+          </w:rPr>
+        </w:r>
+        <w:r>
+          <w:rPr>
+            <w:rFonts w:ascii="Times New Roman" w:hAnsi="Times New Roman" w:cs="Times New Roman"/>
             <w:noProof/>
             <w:webHidden/>
           </w:rPr>
@@ -804,6 +1086,7 @@
         </w:r>
         <w:r>
           <w:rPr>
+            <w:rFonts w:ascii="Times New Roman" w:hAnsi="Times New Roman" w:cs="Times New Roman"/>
             <w:noProof/>
             <w:webHidden/>
           </w:rPr>
@@ -811,6 +1094,7 @@
         </w:r>
         <w:r>
           <w:rPr>
+            <w:rFonts w:ascii="Times New Roman" w:hAnsi="Times New Roman" w:cs="Times New Roman"/>
             <w:noProof/>
             <w:webHidden/>
           </w:rPr>
@@ -825,6 +1109,7 @@
           <w:tab w:val="right" w:leader="dot" w:pos="9350"/>
         </w:tabs>
         <w:rPr>
+          <w:rFonts w:ascii="Times New Roman" w:hAnsi="Times New Roman" w:cs="Times New Roman"/>
           <w:noProof/>
         </w:rPr>
       </w:pPr>
@@ -832,12 +1117,14 @@
         <w:r>
           <w:rPr>
             <w:rStyle w:val="Hyperlink"/>
+            <w:rFonts w:ascii="Times New Roman" w:hAnsi="Times New Roman" w:cs="Times New Roman"/>
             <w:noProof/>
           </w:rPr>
           <w:t>Figure 2 Operation on local host</w:t>
         </w:r>
         <w:r>
           <w:rPr>
+            <w:rFonts w:ascii="Times New Roman" w:hAnsi="Times New Roman" w:cs="Times New Roman"/>
             <w:noProof/>
             <w:webHidden/>
           </w:rPr>
@@ -845,6 +1132,7 @@
         </w:r>
         <w:r>
           <w:rPr>
+            <w:rFonts w:ascii="Times New Roman" w:hAnsi="Times New Roman" w:cs="Times New Roman"/>
             <w:noProof/>
             <w:webHidden/>
           </w:rPr>
@@ -852,6 +1140,7 @@
         </w:r>
         <w:r>
           <w:rPr>
+            <w:rFonts w:ascii="Times New Roman" w:hAnsi="Times New Roman" w:cs="Times New Roman"/>
             <w:noProof/>
             <w:webHidden/>
           </w:rPr>
@@ -859,12 +1148,14 @@
         </w:r>
         <w:r>
           <w:rPr>
-            <w:noProof/>
-            <w:webHidden/>
-          </w:rPr>
-        </w:r>
-        <w:r>
-          <w:rPr>
+            <w:rFonts w:ascii="Times New Roman" w:hAnsi="Times New Roman" w:cs="Times New Roman"/>
+            <w:noProof/>
+            <w:webHidden/>
+          </w:rPr>
+        </w:r>
+        <w:r>
+          <w:rPr>
+            <w:rFonts w:ascii="Times New Roman" w:hAnsi="Times New Roman" w:cs="Times New Roman"/>
             <w:noProof/>
             <w:webHidden/>
           </w:rPr>
@@ -872,6 +1163,7 @@
         </w:r>
         <w:r>
           <w:rPr>
+            <w:rFonts w:ascii="Times New Roman" w:hAnsi="Times New Roman" w:cs="Times New Roman"/>
             <w:noProof/>
             <w:webHidden/>
           </w:rPr>
@@ -879,6 +1171,7 @@
         </w:r>
         <w:r>
           <w:rPr>
+            <w:rFonts w:ascii="Times New Roman" w:hAnsi="Times New Roman" w:cs="Times New Roman"/>
             <w:noProof/>
             <w:webHidden/>
           </w:rPr>
@@ -893,6 +1186,7 @@
           <w:tab w:val="right" w:leader="dot" w:pos="9350"/>
         </w:tabs>
         <w:rPr>
+          <w:rFonts w:ascii="Times New Roman" w:hAnsi="Times New Roman" w:cs="Times New Roman"/>
           <w:noProof/>
         </w:rPr>
       </w:pPr>
@@ -900,12 +1194,14 @@
         <w:r>
           <w:rPr>
             <w:rStyle w:val="Hyperlink"/>
+            <w:rFonts w:ascii="Times New Roman" w:hAnsi="Times New Roman" w:cs="Times New Roman"/>
             <w:noProof/>
           </w:rPr>
           <w:t>Figure 3 Canva layout</w:t>
         </w:r>
         <w:r>
           <w:rPr>
+            <w:rFonts w:ascii="Times New Roman" w:hAnsi="Times New Roman" w:cs="Times New Roman"/>
             <w:noProof/>
             <w:webHidden/>
           </w:rPr>
@@ -913,6 +1209,7 @@
         </w:r>
         <w:r>
           <w:rPr>
+            <w:rFonts w:ascii="Times New Roman" w:hAnsi="Times New Roman" w:cs="Times New Roman"/>
             <w:noProof/>
             <w:webHidden/>
           </w:rPr>
@@ -920,6 +1217,7 @@
         </w:r>
         <w:r>
           <w:rPr>
+            <w:rFonts w:ascii="Times New Roman" w:hAnsi="Times New Roman" w:cs="Times New Roman"/>
             <w:noProof/>
             <w:webHidden/>
           </w:rPr>
@@ -927,12 +1225,14 @@
         </w:r>
         <w:r>
           <w:rPr>
-            <w:noProof/>
-            <w:webHidden/>
-          </w:rPr>
-        </w:r>
-        <w:r>
-          <w:rPr>
+            <w:rFonts w:ascii="Times New Roman" w:hAnsi="Times New Roman" w:cs="Times New Roman"/>
+            <w:noProof/>
+            <w:webHidden/>
+          </w:rPr>
+        </w:r>
+        <w:r>
+          <w:rPr>
+            <w:rFonts w:ascii="Times New Roman" w:hAnsi="Times New Roman" w:cs="Times New Roman"/>
             <w:noProof/>
             <w:webHidden/>
           </w:rPr>
@@ -940,6 +1240,7 @@
         </w:r>
         <w:r>
           <w:rPr>
+            <w:rFonts w:ascii="Times New Roman" w:hAnsi="Times New Roman" w:cs="Times New Roman"/>
             <w:noProof/>
             <w:webHidden/>
           </w:rPr>
@@ -947,6 +1248,7 @@
         </w:r>
         <w:r>
           <w:rPr>
+            <w:rFonts w:ascii="Times New Roman" w:hAnsi="Times New Roman" w:cs="Times New Roman"/>
             <w:noProof/>
             <w:webHidden/>
           </w:rPr>
@@ -961,6 +1263,7 @@
           <w:tab w:val="right" w:leader="dot" w:pos="9350"/>
         </w:tabs>
         <w:rPr>
+          <w:rFonts w:ascii="Times New Roman" w:hAnsi="Times New Roman" w:cs="Times New Roman"/>
           <w:noProof/>
         </w:rPr>
       </w:pPr>
@@ -968,12 +1271,14 @@
         <w:r>
           <w:rPr>
             <w:rStyle w:val="Hyperlink"/>
+            <w:rFonts w:ascii="Times New Roman" w:hAnsi="Times New Roman" w:cs="Times New Roman"/>
             <w:noProof/>
           </w:rPr>
           <w:t>Figure 4 Java script validation</w:t>
         </w:r>
         <w:r>
           <w:rPr>
+            <w:rFonts w:ascii="Times New Roman" w:hAnsi="Times New Roman" w:cs="Times New Roman"/>
             <w:noProof/>
             <w:webHidden/>
           </w:rPr>
@@ -981,6 +1286,7 @@
         </w:r>
         <w:r>
           <w:rPr>
+            <w:rFonts w:ascii="Times New Roman" w:hAnsi="Times New Roman" w:cs="Times New Roman"/>
             <w:noProof/>
             <w:webHidden/>
           </w:rPr>
@@ -988,6 +1294,7 @@
         </w:r>
         <w:r>
           <w:rPr>
+            <w:rFonts w:ascii="Times New Roman" w:hAnsi="Times New Roman" w:cs="Times New Roman"/>
             <w:noProof/>
             <w:webHidden/>
           </w:rPr>
@@ -995,12 +1302,14 @@
         </w:r>
         <w:r>
           <w:rPr>
-            <w:noProof/>
-            <w:webHidden/>
-          </w:rPr>
-        </w:r>
-        <w:r>
-          <w:rPr>
+            <w:rFonts w:ascii="Times New Roman" w:hAnsi="Times New Roman" w:cs="Times New Roman"/>
+            <w:noProof/>
+            <w:webHidden/>
+          </w:rPr>
+        </w:r>
+        <w:r>
+          <w:rPr>
+            <w:rFonts w:ascii="Times New Roman" w:hAnsi="Times New Roman" w:cs="Times New Roman"/>
             <w:noProof/>
             <w:webHidden/>
           </w:rPr>
@@ -1008,6 +1317,7 @@
         </w:r>
         <w:r>
           <w:rPr>
+            <w:rFonts w:ascii="Times New Roman" w:hAnsi="Times New Roman" w:cs="Times New Roman"/>
             <w:noProof/>
             <w:webHidden/>
           </w:rPr>
@@ -1015,6 +1325,7 @@
         </w:r>
         <w:r>
           <w:rPr>
+            <w:rFonts w:ascii="Times New Roman" w:hAnsi="Times New Roman" w:cs="Times New Roman"/>
             <w:noProof/>
             <w:webHidden/>
           </w:rPr>
@@ -1029,6 +1340,7 @@
           <w:tab w:val="right" w:leader="dot" w:pos="9350"/>
         </w:tabs>
         <w:rPr>
+          <w:rFonts w:ascii="Times New Roman" w:hAnsi="Times New Roman" w:cs="Times New Roman"/>
           <w:noProof/>
         </w:rPr>
       </w:pPr>
@@ -1036,12 +1348,14 @@
         <w:r>
           <w:rPr>
             <w:rStyle w:val="Hyperlink"/>
+            <w:rFonts w:ascii="Times New Roman" w:hAnsi="Times New Roman" w:cs="Times New Roman"/>
             <w:noProof/>
           </w:rPr>
           <w:t>Figure 5 Password strength checker</w:t>
         </w:r>
         <w:r>
           <w:rPr>
+            <w:rFonts w:ascii="Times New Roman" w:hAnsi="Times New Roman" w:cs="Times New Roman"/>
             <w:noProof/>
             <w:webHidden/>
           </w:rPr>
@@ -1049,6 +1363,7 @@
         </w:r>
         <w:r>
           <w:rPr>
+            <w:rFonts w:ascii="Times New Roman" w:hAnsi="Times New Roman" w:cs="Times New Roman"/>
             <w:noProof/>
             <w:webHidden/>
           </w:rPr>
@@ -1056,6 +1371,7 @@
         </w:r>
         <w:r>
           <w:rPr>
+            <w:rFonts w:ascii="Times New Roman" w:hAnsi="Times New Roman" w:cs="Times New Roman"/>
             <w:noProof/>
             <w:webHidden/>
           </w:rPr>
@@ -1063,12 +1379,14 @@
         </w:r>
         <w:r>
           <w:rPr>
-            <w:noProof/>
-            <w:webHidden/>
-          </w:rPr>
-        </w:r>
-        <w:r>
-          <w:rPr>
+            <w:rFonts w:ascii="Times New Roman" w:hAnsi="Times New Roman" w:cs="Times New Roman"/>
+            <w:noProof/>
+            <w:webHidden/>
+          </w:rPr>
+        </w:r>
+        <w:r>
+          <w:rPr>
+            <w:rFonts w:ascii="Times New Roman" w:hAnsi="Times New Roman" w:cs="Times New Roman"/>
             <w:noProof/>
             <w:webHidden/>
           </w:rPr>
@@ -1076,6 +1394,7 @@
         </w:r>
         <w:r>
           <w:rPr>
+            <w:rFonts w:ascii="Times New Roman" w:hAnsi="Times New Roman" w:cs="Times New Roman"/>
             <w:noProof/>
             <w:webHidden/>
           </w:rPr>
@@ -1083,6 +1402,7 @@
         </w:r>
         <w:r>
           <w:rPr>
+            <w:rFonts w:ascii="Times New Roman" w:hAnsi="Times New Roman" w:cs="Times New Roman"/>
             <w:noProof/>
             <w:webHidden/>
           </w:rPr>
@@ -1097,6 +1417,7 @@
           <w:tab w:val="right" w:leader="dot" w:pos="9350"/>
         </w:tabs>
         <w:rPr>
+          <w:rFonts w:ascii="Times New Roman" w:hAnsi="Times New Roman" w:cs="Times New Roman"/>
           <w:noProof/>
         </w:rPr>
       </w:pPr>
@@ -1104,12 +1425,14 @@
         <w:r>
           <w:rPr>
             <w:rStyle w:val="Hyperlink"/>
+            <w:rFonts w:ascii="Times New Roman" w:hAnsi="Times New Roman" w:cs="Times New Roman"/>
             <w:noProof/>
           </w:rPr>
           <w:t>Figure 6 Login page</w:t>
         </w:r>
         <w:r>
           <w:rPr>
+            <w:rFonts w:ascii="Times New Roman" w:hAnsi="Times New Roman" w:cs="Times New Roman"/>
             <w:noProof/>
             <w:webHidden/>
           </w:rPr>
@@ -1117,6 +1440,7 @@
         </w:r>
         <w:r>
           <w:rPr>
+            <w:rFonts w:ascii="Times New Roman" w:hAnsi="Times New Roman" w:cs="Times New Roman"/>
             <w:noProof/>
             <w:webHidden/>
           </w:rPr>
@@ -1124,6 +1448,7 @@
         </w:r>
         <w:r>
           <w:rPr>
+            <w:rFonts w:ascii="Times New Roman" w:hAnsi="Times New Roman" w:cs="Times New Roman"/>
             <w:noProof/>
             <w:webHidden/>
           </w:rPr>
@@ -1131,12 +1456,14 @@
         </w:r>
         <w:r>
           <w:rPr>
-            <w:noProof/>
-            <w:webHidden/>
-          </w:rPr>
-        </w:r>
-        <w:r>
-          <w:rPr>
+            <w:rFonts w:ascii="Times New Roman" w:hAnsi="Times New Roman" w:cs="Times New Roman"/>
+            <w:noProof/>
+            <w:webHidden/>
+          </w:rPr>
+        </w:r>
+        <w:r>
+          <w:rPr>
+            <w:rFonts w:ascii="Times New Roman" w:hAnsi="Times New Roman" w:cs="Times New Roman"/>
             <w:noProof/>
             <w:webHidden/>
           </w:rPr>
@@ -1144,6 +1471,7 @@
         </w:r>
         <w:r>
           <w:rPr>
+            <w:rFonts w:ascii="Times New Roman" w:hAnsi="Times New Roman" w:cs="Times New Roman"/>
             <w:noProof/>
             <w:webHidden/>
           </w:rPr>
@@ -1151,6 +1479,7 @@
         </w:r>
         <w:r>
           <w:rPr>
+            <w:rFonts w:ascii="Times New Roman" w:hAnsi="Times New Roman" w:cs="Times New Roman"/>
             <w:noProof/>
             <w:webHidden/>
           </w:rPr>
@@ -1165,6 +1494,7 @@
           <w:tab w:val="right" w:leader="dot" w:pos="9350"/>
         </w:tabs>
         <w:rPr>
+          <w:rFonts w:ascii="Times New Roman" w:hAnsi="Times New Roman" w:cs="Times New Roman"/>
           <w:noProof/>
         </w:rPr>
       </w:pPr>
@@ -1172,12 +1502,14 @@
         <w:r>
           <w:rPr>
             <w:rStyle w:val="Hyperlink"/>
+            <w:rFonts w:ascii="Times New Roman" w:hAnsi="Times New Roman" w:cs="Times New Roman"/>
             <w:noProof/>
           </w:rPr>
           <w:t>Figure 7 mySQL database creation</w:t>
         </w:r>
         <w:r>
           <w:rPr>
+            <w:rFonts w:ascii="Times New Roman" w:hAnsi="Times New Roman" w:cs="Times New Roman"/>
             <w:noProof/>
             <w:webHidden/>
           </w:rPr>
@@ -1185,6 +1517,7 @@
         </w:r>
         <w:r>
           <w:rPr>
+            <w:rFonts w:ascii="Times New Roman" w:hAnsi="Times New Roman" w:cs="Times New Roman"/>
             <w:noProof/>
             <w:webHidden/>
           </w:rPr>
@@ -1192,6 +1525,7 @@
         </w:r>
         <w:r>
           <w:rPr>
+            <w:rFonts w:ascii="Times New Roman" w:hAnsi="Times New Roman" w:cs="Times New Roman"/>
             <w:noProof/>
             <w:webHidden/>
           </w:rPr>
@@ -1199,12 +1533,14 @@
         </w:r>
         <w:r>
           <w:rPr>
-            <w:noProof/>
-            <w:webHidden/>
-          </w:rPr>
-        </w:r>
-        <w:r>
-          <w:rPr>
+            <w:rFonts w:ascii="Times New Roman" w:hAnsi="Times New Roman" w:cs="Times New Roman"/>
+            <w:noProof/>
+            <w:webHidden/>
+          </w:rPr>
+        </w:r>
+        <w:r>
+          <w:rPr>
+            <w:rFonts w:ascii="Times New Roman" w:hAnsi="Times New Roman" w:cs="Times New Roman"/>
             <w:noProof/>
             <w:webHidden/>
           </w:rPr>
@@ -1212,6 +1548,7 @@
         </w:r>
         <w:r>
           <w:rPr>
+            <w:rFonts w:ascii="Times New Roman" w:hAnsi="Times New Roman" w:cs="Times New Roman"/>
             <w:noProof/>
             <w:webHidden/>
           </w:rPr>
@@ -1219,6 +1556,7 @@
         </w:r>
         <w:r>
           <w:rPr>
+            <w:rFonts w:ascii="Times New Roman" w:hAnsi="Times New Roman" w:cs="Times New Roman"/>
             <w:noProof/>
             <w:webHidden/>
           </w:rPr>
@@ -1233,6 +1571,7 @@
           <w:tab w:val="right" w:leader="dot" w:pos="9350"/>
         </w:tabs>
         <w:rPr>
+          <w:rFonts w:ascii="Times New Roman" w:hAnsi="Times New Roman" w:cs="Times New Roman"/>
           <w:noProof/>
         </w:rPr>
       </w:pPr>
@@ -1240,12 +1579,14 @@
         <w:r>
           <w:rPr>
             <w:rStyle w:val="Hyperlink"/>
+            <w:rFonts w:ascii="Times New Roman" w:hAnsi="Times New Roman" w:cs="Times New Roman"/>
             <w:noProof/>
           </w:rPr>
           <w:t>Figure 8 Database connection string</w:t>
         </w:r>
         <w:r>
           <w:rPr>
+            <w:rFonts w:ascii="Times New Roman" w:hAnsi="Times New Roman" w:cs="Times New Roman"/>
             <w:noProof/>
             <w:webHidden/>
           </w:rPr>
@@ -1253,6 +1594,7 @@
         </w:r>
         <w:r>
           <w:rPr>
+            <w:rFonts w:ascii="Times New Roman" w:hAnsi="Times New Roman" w:cs="Times New Roman"/>
             <w:noProof/>
             <w:webHidden/>
           </w:rPr>
@@ -1260,6 +1602,7 @@
         </w:r>
         <w:r>
           <w:rPr>
+            <w:rFonts w:ascii="Times New Roman" w:hAnsi="Times New Roman" w:cs="Times New Roman"/>
             <w:noProof/>
             <w:webHidden/>
           </w:rPr>
@@ -1267,12 +1610,14 @@
         </w:r>
         <w:r>
           <w:rPr>
-            <w:noProof/>
-            <w:webHidden/>
-          </w:rPr>
-        </w:r>
-        <w:r>
-          <w:rPr>
+            <w:rFonts w:ascii="Times New Roman" w:hAnsi="Times New Roman" w:cs="Times New Roman"/>
+            <w:noProof/>
+            <w:webHidden/>
+          </w:rPr>
+        </w:r>
+        <w:r>
+          <w:rPr>
+            <w:rFonts w:ascii="Times New Roman" w:hAnsi="Times New Roman" w:cs="Times New Roman"/>
             <w:noProof/>
             <w:webHidden/>
           </w:rPr>
@@ -1280,6 +1625,7 @@
         </w:r>
         <w:r>
           <w:rPr>
+            <w:rFonts w:ascii="Times New Roman" w:hAnsi="Times New Roman" w:cs="Times New Roman"/>
             <w:noProof/>
             <w:webHidden/>
           </w:rPr>
@@ -1287,6 +1633,7 @@
         </w:r>
         <w:r>
           <w:rPr>
+            <w:rFonts w:ascii="Times New Roman" w:hAnsi="Times New Roman" w:cs="Times New Roman"/>
             <w:noProof/>
             <w:webHidden/>
           </w:rPr>
@@ -1301,6 +1648,7 @@
           <w:tab w:val="right" w:leader="dot" w:pos="9350"/>
         </w:tabs>
         <w:rPr>
+          <w:rFonts w:ascii="Times New Roman" w:hAnsi="Times New Roman" w:cs="Times New Roman"/>
           <w:noProof/>
         </w:rPr>
       </w:pPr>
@@ -1308,12 +1656,14 @@
         <w:r>
           <w:rPr>
             <w:rStyle w:val="Hyperlink"/>
+            <w:rFonts w:ascii="Times New Roman" w:hAnsi="Times New Roman" w:cs="Times New Roman"/>
             <w:noProof/>
           </w:rPr>
           <w:t>Figure 9 Database tables</w:t>
         </w:r>
         <w:r>
           <w:rPr>
+            <w:rFonts w:ascii="Times New Roman" w:hAnsi="Times New Roman" w:cs="Times New Roman"/>
             <w:noProof/>
             <w:webHidden/>
           </w:rPr>
@@ -1321,6 +1671,7 @@
         </w:r>
         <w:r>
           <w:rPr>
+            <w:rFonts w:ascii="Times New Roman" w:hAnsi="Times New Roman" w:cs="Times New Roman"/>
             <w:noProof/>
             <w:webHidden/>
           </w:rPr>
@@ -1328,6 +1679,7 @@
         </w:r>
         <w:r>
           <w:rPr>
+            <w:rFonts w:ascii="Times New Roman" w:hAnsi="Times New Roman" w:cs="Times New Roman"/>
             <w:noProof/>
             <w:webHidden/>
           </w:rPr>
@@ -1335,12 +1687,14 @@
         </w:r>
         <w:r>
           <w:rPr>
-            <w:noProof/>
-            <w:webHidden/>
-          </w:rPr>
-        </w:r>
-        <w:r>
-          <w:rPr>
+            <w:rFonts w:ascii="Times New Roman" w:hAnsi="Times New Roman" w:cs="Times New Roman"/>
+            <w:noProof/>
+            <w:webHidden/>
+          </w:rPr>
+        </w:r>
+        <w:r>
+          <w:rPr>
+            <w:rFonts w:ascii="Times New Roman" w:hAnsi="Times New Roman" w:cs="Times New Roman"/>
             <w:noProof/>
             <w:webHidden/>
           </w:rPr>
@@ -1348,6 +1702,7 @@
         </w:r>
         <w:r>
           <w:rPr>
+            <w:rFonts w:ascii="Times New Roman" w:hAnsi="Times New Roman" w:cs="Times New Roman"/>
             <w:noProof/>
             <w:webHidden/>
           </w:rPr>
@@ -1355,6 +1710,7 @@
         </w:r>
         <w:r>
           <w:rPr>
+            <w:rFonts w:ascii="Times New Roman" w:hAnsi="Times New Roman" w:cs="Times New Roman"/>
             <w:noProof/>
             <w:webHidden/>
           </w:rPr>
@@ -1365,12 +1721,14 @@
     <w:p>
       <w:pPr>
         <w:rPr>
-          <w:sz w:val="28"/>
-          <w:szCs w:val="28"/>
-        </w:rPr>
-      </w:pPr>
-      <w:r>
-        <w:rPr>
+          <w:rFonts w:ascii="Times New Roman" w:hAnsi="Times New Roman" w:cs="Times New Roman"/>
+          <w:sz w:val="28"/>
+          <w:szCs w:val="28"/>
+        </w:rPr>
+      </w:pPr>
+      <w:r>
+        <w:rPr>
+          <w:rFonts w:ascii="Times New Roman" w:hAnsi="Times New Roman" w:cs="Times New Roman"/>
           <w:sz w:val="28"/>
           <w:szCs w:val="28"/>
         </w:rPr>
@@ -1380,78 +1738,88 @@
     <w:p>
       <w:pPr>
         <w:rPr>
-          <w:sz w:val="28"/>
-          <w:szCs w:val="28"/>
-        </w:rPr>
-      </w:pPr>
-    </w:p>
-    <w:p>
-      <w:pPr>
-        <w:rPr>
-          <w:sz w:val="28"/>
-          <w:szCs w:val="28"/>
-        </w:rPr>
-      </w:pPr>
-    </w:p>
-    <w:p>
-      <w:pPr>
-        <w:rPr>
-          <w:sz w:val="28"/>
-          <w:szCs w:val="28"/>
-        </w:rPr>
-      </w:pPr>
-    </w:p>
-    <w:p>
-      <w:pPr>
-        <w:rPr>
-          <w:sz w:val="28"/>
-          <w:szCs w:val="28"/>
-        </w:rPr>
-      </w:pPr>
-    </w:p>
-    <w:p>
-      <w:pPr>
-        <w:rPr>
-          <w:sz w:val="28"/>
-          <w:szCs w:val="28"/>
-        </w:rPr>
-      </w:pPr>
-    </w:p>
-    <w:p>
-      <w:pPr>
-        <w:rPr>
-          <w:sz w:val="28"/>
-          <w:szCs w:val="28"/>
-        </w:rPr>
-      </w:pPr>
-    </w:p>
-    <w:p>
-      <w:pPr>
-        <w:rPr>
-          <w:sz w:val="28"/>
-          <w:szCs w:val="28"/>
-        </w:rPr>
-      </w:pPr>
-    </w:p>
-    <w:p>
-      <w:pPr>
-        <w:rPr>
-          <w:sz w:val="28"/>
-          <w:szCs w:val="28"/>
-        </w:rPr>
-      </w:pPr>
-    </w:p>
-    <w:p>
-      <w:pPr>
-        <w:rPr>
-          <w:sz w:val="28"/>
-          <w:szCs w:val="28"/>
-        </w:rPr>
-      </w:pPr>
-    </w:p>
-    <w:p>
-      <w:pPr>
-        <w:rPr>
+          <w:rFonts w:ascii="Times New Roman" w:hAnsi="Times New Roman" w:cs="Times New Roman"/>
+          <w:sz w:val="28"/>
+          <w:szCs w:val="28"/>
+        </w:rPr>
+      </w:pPr>
+    </w:p>
+    <w:p>
+      <w:pPr>
+        <w:rPr>
+          <w:rFonts w:ascii="Times New Roman" w:hAnsi="Times New Roman" w:cs="Times New Roman"/>
+          <w:sz w:val="28"/>
+          <w:szCs w:val="28"/>
+        </w:rPr>
+      </w:pPr>
+    </w:p>
+    <w:p>
+      <w:pPr>
+        <w:rPr>
+          <w:rFonts w:ascii="Times New Roman" w:hAnsi="Times New Roman" w:cs="Times New Roman"/>
+          <w:sz w:val="28"/>
+          <w:szCs w:val="28"/>
+        </w:rPr>
+      </w:pPr>
+    </w:p>
+    <w:p>
+      <w:pPr>
+        <w:rPr>
+          <w:rFonts w:ascii="Times New Roman" w:hAnsi="Times New Roman" w:cs="Times New Roman"/>
+          <w:sz w:val="28"/>
+          <w:szCs w:val="28"/>
+        </w:rPr>
+      </w:pPr>
+    </w:p>
+    <w:p>
+      <w:pPr>
+        <w:rPr>
+          <w:rFonts w:ascii="Times New Roman" w:hAnsi="Times New Roman" w:cs="Times New Roman"/>
+          <w:sz w:val="28"/>
+          <w:szCs w:val="28"/>
+        </w:rPr>
+      </w:pPr>
+    </w:p>
+    <w:p>
+      <w:pPr>
+        <w:rPr>
+          <w:rFonts w:ascii="Times New Roman" w:hAnsi="Times New Roman" w:cs="Times New Roman"/>
+          <w:sz w:val="28"/>
+          <w:szCs w:val="28"/>
+        </w:rPr>
+      </w:pPr>
+    </w:p>
+    <w:p>
+      <w:pPr>
+        <w:rPr>
+          <w:rFonts w:ascii="Times New Roman" w:hAnsi="Times New Roman" w:cs="Times New Roman"/>
+          <w:sz w:val="28"/>
+          <w:szCs w:val="28"/>
+        </w:rPr>
+      </w:pPr>
+    </w:p>
+    <w:p>
+      <w:pPr>
+        <w:rPr>
+          <w:rFonts w:ascii="Times New Roman" w:hAnsi="Times New Roman" w:cs="Times New Roman"/>
+          <w:sz w:val="28"/>
+          <w:szCs w:val="28"/>
+        </w:rPr>
+      </w:pPr>
+    </w:p>
+    <w:p>
+      <w:pPr>
+        <w:rPr>
+          <w:rFonts w:ascii="Times New Roman" w:hAnsi="Times New Roman" w:cs="Times New Roman"/>
+          <w:sz w:val="28"/>
+          <w:szCs w:val="28"/>
+        </w:rPr>
+      </w:pPr>
+    </w:p>
+    <w:p>
+      <w:pPr>
+        <w:rPr>
+          <w:rFonts w:ascii="Times New Roman" w:hAnsi="Times New Roman" w:cs="Times New Roman"/>
           <w:sz w:val="28"/>
           <w:szCs w:val="28"/>
         </w:rPr>
@@ -1465,15 +1833,17 @@
           <w:numId w:val="1"/>
         </w:numPr>
         <w:rPr>
+          <w:rFonts w:ascii="Times New Roman" w:hAnsi="Times New Roman" w:cs="Times New Roman"/>
           <w:b/>
           <w:bCs/>
           <w:sz w:val="28"/>
           <w:szCs w:val="28"/>
         </w:rPr>
       </w:pPr>
-      <w:bookmarkStart w:id="0" w:name="_Toc231505557"/>
-      <w:r>
-        <w:rPr>
+      <w:bookmarkStart w:id="3" w:name="_Toc231505680"/>
+      <w:r>
+        <w:rPr>
+          <w:rFonts w:ascii="Times New Roman" w:hAnsi="Times New Roman" w:cs="Times New Roman"/>
           <w:b/>
           <w:bCs/>
           <w:sz w:val="28"/>
@@ -1482,18 +1852,27 @@
         <w:lastRenderedPageBreak/>
         <w:t>WEEK 1-3</w:t>
       </w:r>
-      <w:bookmarkEnd w:id="0"/>
-    </w:p>
-    <w:p/>
-    <w:p>
-      <w:pPr>
-        <w:rPr>
-          <w:sz w:val="28"/>
-          <w:szCs w:val="28"/>
-        </w:rPr>
-      </w:pPr>
-      <w:r>
-        <w:rPr>
+      <w:bookmarkEnd w:id="3"/>
+    </w:p>
+    <w:p>
+      <w:pPr>
+        <w:rPr>
+          <w:rFonts w:ascii="Times New Roman" w:hAnsi="Times New Roman" w:cs="Times New Roman"/>
+        </w:rPr>
+      </w:pPr>
+    </w:p>
+    <w:p>
+      <w:pPr>
+        <w:rPr>
+          <w:rFonts w:ascii="Times New Roman" w:hAnsi="Times New Roman" w:cs="Times New Roman"/>
+          <w:sz w:val="28"/>
+          <w:szCs w:val="28"/>
+        </w:rPr>
+      </w:pPr>
+      <w:r>
+        <w:rPr>
+          <w:rFonts w:ascii="Times New Roman" w:hAnsi="Times New Roman" w:cs="Times New Roman"/>
+          <w:noProof/>
           <w:sz w:val="28"/>
           <w:szCs w:val="28"/>
         </w:rPr>
@@ -1502,240 +1881,6 @@
             <wp:extent cx="6248400" cy="2766060"/>
             <wp:effectExtent l="0" t="0" r="0" b="0"/>
             <wp:docPr id="1" name="Picture 1"/>
-            <wp:cNvGraphicFramePr>
-              <a:graphicFrameLocks xmlns:a="http://schemas.openxmlformats.org/drawingml/2006/main" noChangeAspect="1"/>
-            </wp:cNvGraphicFramePr>
-            <a:graphic xmlns:a="http://schemas.openxmlformats.org/drawingml/2006/main">
-              <a:graphicData uri="http://schemas.openxmlformats.org/drawingml/2006/picture">
-                <pic:pic xmlns:pic="http://schemas.openxmlformats.org/drawingml/2006/picture">
-                  <pic:nvPicPr>
-                    <pic:cNvPr id="1" name=""/>
-                    <pic:cNvPicPr/>
-                  </pic:nvPicPr>
-                  <pic:blipFill>
-                    <a:blip r:embed="rId7"/>
-                    <a:stretch>
-                      <a:fillRect/>
-                    </a:stretch>
-                  </pic:blipFill>
-                  <pic:spPr>
-                    <a:xfrm>
-                      <a:off x="0" y="0"/>
-                      <a:ext cx="6248400" cy="2766060"/>
-                    </a:xfrm>
-                    <a:prstGeom prst="rect">
-                      <a:avLst/>
-                    </a:prstGeom>
-                  </pic:spPr>
-                </pic:pic>
-              </a:graphicData>
-            </a:graphic>
-          </wp:inline>
-        </w:drawing>
-      </w:r>
-    </w:p>
-    <w:p>
-      <w:pPr>
-        <w:pStyle w:val="Caption"/>
-      </w:pPr>
-      <w:bookmarkStart w:id="1" w:name="_Toc231505347"/>
-      <w:r>
-        <w:t xml:space="preserve">Figure </w:t>
-      </w:r>
-      <w:r>
-        <w:fldChar w:fldCharType="begin"/>
-      </w:r>
-      <w:r>
-        <w:instrText xml:space="preserve"> SEQ Figure \* ARABIC </w:instrText>
-      </w:r>
-      <w:r>
-        <w:fldChar w:fldCharType="separate"/>
-      </w:r>
-      <w:r>
-        <w:rPr>
-          <w:noProof/>
-        </w:rPr>
-        <w:t>1</w:t>
-      </w:r>
-      <w:r>
-        <w:fldChar w:fldCharType="end"/>
-      </w:r>
-      <w:r>
-        <w:t xml:space="preserve"> Control panel</w:t>
-      </w:r>
-      <w:bookmarkEnd w:id="1"/>
-    </w:p>
-    <w:p>
-      <w:pPr>
-        <w:rPr>
-          <w:sz w:val="28"/>
-          <w:szCs w:val="28"/>
-        </w:rPr>
-      </w:pPr>
-      <w:r>
-        <w:rPr>
-          <w:sz w:val="28"/>
-          <w:szCs w:val="28"/>
-        </w:rPr>
-        <w:t xml:space="preserve">The image shows a successfully installed </w:t>
-      </w:r>
-      <w:proofErr w:type="spellStart"/>
-      <w:r>
-        <w:rPr>
-          <w:sz w:val="28"/>
-          <w:szCs w:val="28"/>
-        </w:rPr>
-        <w:t>xampp</w:t>
-      </w:r>
-      <w:proofErr w:type="spellEnd"/>
-      <w:r>
-        <w:rPr>
-          <w:sz w:val="28"/>
-          <w:szCs w:val="28"/>
-        </w:rPr>
-        <w:t xml:space="preserve"> running in the control panel</w:t>
-      </w:r>
-    </w:p>
-    <w:p>
-      <w:pPr>
-        <w:rPr>
-          <w:sz w:val="28"/>
-          <w:szCs w:val="28"/>
-        </w:rPr>
-      </w:pPr>
-    </w:p>
-    <w:p>
-      <w:pPr>
-        <w:rPr>
-          <w:sz w:val="28"/>
-          <w:szCs w:val="28"/>
-        </w:rPr>
-      </w:pPr>
-      <w:r>
-        <w:rPr>
-          <w:sz w:val="28"/>
-          <w:szCs w:val="28"/>
-        </w:rPr>
-        <w:drawing>
-          <wp:inline distT="0" distB="0" distL="0" distR="0" wp14:anchorId="2D5ED436" wp14:editId="2C2A6B1F">
-            <wp:extent cx="5943600" cy="2194560"/>
-            <wp:effectExtent l="0" t="0" r="0" b="0"/>
-            <wp:docPr id="2" name="Picture 2"/>
-            <wp:cNvGraphicFramePr>
-              <a:graphicFrameLocks xmlns:a="http://schemas.openxmlformats.org/drawingml/2006/main" noChangeAspect="1"/>
-            </wp:cNvGraphicFramePr>
-            <a:graphic xmlns:a="http://schemas.openxmlformats.org/drawingml/2006/main">
-              <a:graphicData uri="http://schemas.openxmlformats.org/drawingml/2006/picture">
-                <pic:pic xmlns:pic="http://schemas.openxmlformats.org/drawingml/2006/picture">
-                  <pic:nvPicPr>
-                    <pic:cNvPr id="1" name=""/>
-                    <pic:cNvPicPr/>
-                  </pic:nvPicPr>
-                  <pic:blipFill>
-                    <a:blip r:embed="rId8"/>
-                    <a:stretch>
-                      <a:fillRect/>
-                    </a:stretch>
-                  </pic:blipFill>
-                  <pic:spPr>
-                    <a:xfrm>
-                      <a:off x="0" y="0"/>
-                      <a:ext cx="5943600" cy="2194560"/>
-                    </a:xfrm>
-                    <a:prstGeom prst="rect">
-                      <a:avLst/>
-                    </a:prstGeom>
-                  </pic:spPr>
-                </pic:pic>
-              </a:graphicData>
-            </a:graphic>
-          </wp:inline>
-        </w:drawing>
-      </w:r>
-    </w:p>
-    <w:p>
-      <w:pPr>
-        <w:pStyle w:val="Caption"/>
-      </w:pPr>
-      <w:bookmarkStart w:id="2" w:name="_Toc231505348"/>
-      <w:r>
-        <w:t xml:space="preserve">Figure </w:t>
-      </w:r>
-      <w:r>
-        <w:fldChar w:fldCharType="begin"/>
-      </w:r>
-      <w:r>
-        <w:instrText xml:space="preserve"> SEQ Figure \* ARABIC </w:instrText>
-      </w:r>
-      <w:r>
-        <w:fldChar w:fldCharType="separate"/>
-      </w:r>
-      <w:r>
-        <w:rPr>
-          <w:noProof/>
-        </w:rPr>
-        <w:t>2</w:t>
-      </w:r>
-      <w:r>
-        <w:fldChar w:fldCharType="end"/>
-      </w:r>
-      <w:r>
-        <w:t xml:space="preserve"> </w:t>
-      </w:r>
-      <w:r>
-        <w:t>Operation on local host</w:t>
-      </w:r>
-      <w:bookmarkEnd w:id="2"/>
-    </w:p>
-    <w:p/>
-    <w:p>
-      <w:pPr>
-        <w:pStyle w:val="Heading2"/>
-        <w:rPr>
-          <w:color w:val="auto"/>
-        </w:rPr>
-      </w:pPr>
-      <w:r>
-        <w:rPr>
-          <w:color w:val="auto"/>
-        </w:rPr>
-        <w:t>1.1 WEEK 2</w:t>
-      </w:r>
-    </w:p>
-    <w:p>
-      <w:pPr>
-        <w:ind w:left="720"/>
-      </w:pPr>
-      <w:r>
-        <w:t xml:space="preserve">I used </w:t>
-      </w:r>
-      <w:proofErr w:type="spellStart"/>
-      <w:r>
-        <w:t>canva</w:t>
-      </w:r>
-      <w:proofErr w:type="spellEnd"/>
-      <w:r>
-        <w:t xml:space="preserve"> templates for a simple layout of the web design I wanted for the real estate company.</w:t>
-      </w:r>
-    </w:p>
-    <w:p>
-      <w:pPr>
-        <w:rPr>
-          <w:sz w:val="28"/>
-          <w:szCs w:val="28"/>
-        </w:rPr>
-      </w:pPr>
-      <w:r>
-        <w:rPr>
-          <w:sz w:val="28"/>
-          <w:szCs w:val="28"/>
-        </w:rPr>
-        <w:lastRenderedPageBreak/>
-        <w:drawing>
-          <wp:inline distT="0" distB="0" distL="0" distR="0" wp14:anchorId="3944EFE2" wp14:editId="30AFB307">
-            <wp:extent cx="5943600" cy="4609465"/>
-            <wp:effectExtent l="0" t="0" r="0" b="635"/>
-            <wp:docPr id="9" name="Picture 9"/>
             <wp:cNvGraphicFramePr>
               <a:graphicFrameLocks xmlns:a="http://schemas.openxmlformats.org/drawingml/2006/main" noChangeAspect="1"/>
             </wp:cNvGraphicFramePr>
@@ -1755,7 +1900,7 @@
                   <pic:spPr>
                     <a:xfrm>
                       <a:off x="0" y="0"/>
-                      <a:ext cx="5943600" cy="4609465"/>
+                      <a:ext cx="6248400" cy="2766060"/>
                     </a:xfrm>
                     <a:prstGeom prst="rect">
                       <a:avLst/>
@@ -1772,100 +1917,101 @@
       <w:pPr>
         <w:pStyle w:val="Caption"/>
         <w:rPr>
-          <w:sz w:val="28"/>
-          <w:szCs w:val="28"/>
-        </w:rPr>
-      </w:pPr>
-      <w:bookmarkStart w:id="3" w:name="_Toc231505349"/>
-      <w:r>
+          <w:rFonts w:ascii="Times New Roman" w:hAnsi="Times New Roman" w:cs="Times New Roman"/>
+        </w:rPr>
+      </w:pPr>
+      <w:bookmarkStart w:id="4" w:name="_Toc231505347"/>
+      <w:r>
+        <w:rPr>
+          <w:rFonts w:ascii="Times New Roman" w:hAnsi="Times New Roman" w:cs="Times New Roman"/>
+        </w:rPr>
         <w:t xml:space="preserve">Figure </w:t>
       </w:r>
       <w:r>
+        <w:rPr>
+          <w:rFonts w:ascii="Times New Roman" w:hAnsi="Times New Roman" w:cs="Times New Roman"/>
+        </w:rPr>
         <w:fldChar w:fldCharType="begin"/>
       </w:r>
       <w:r>
+        <w:rPr>
+          <w:rFonts w:ascii="Times New Roman" w:hAnsi="Times New Roman" w:cs="Times New Roman"/>
+        </w:rPr>
         <w:instrText xml:space="preserve"> SEQ Figure \* ARABIC </w:instrText>
       </w:r>
       <w:r>
+        <w:rPr>
+          <w:rFonts w:ascii="Times New Roman" w:hAnsi="Times New Roman" w:cs="Times New Roman"/>
+        </w:rPr>
         <w:fldChar w:fldCharType="separate"/>
       </w:r>
       <w:r>
         <w:rPr>
+          <w:rFonts w:ascii="Times New Roman" w:hAnsi="Times New Roman" w:cs="Times New Roman"/>
           <w:noProof/>
         </w:rPr>
-        <w:t>3</w:t>
-      </w:r>
-      <w:r>
+        <w:t>1</w:t>
+      </w:r>
+      <w:r>
+        <w:rPr>
+          <w:rFonts w:ascii="Times New Roman" w:hAnsi="Times New Roman" w:cs="Times New Roman"/>
+        </w:rPr>
         <w:fldChar w:fldCharType="end"/>
       </w:r>
       <w:r>
-        <w:t xml:space="preserve"> </w:t>
-      </w:r>
-      <w:r>
-        <w:t>Canva layout</w:t>
-      </w:r>
-      <w:bookmarkEnd w:id="3"/>
-    </w:p>
-    <w:p>
-      <w:pPr>
-        <w:rPr>
-          <w:sz w:val="28"/>
-          <w:szCs w:val="28"/>
-        </w:rPr>
-      </w:pPr>
-    </w:p>
-    <w:p>
-      <w:pPr>
-        <w:pStyle w:val="Heading2"/>
-        <w:rPr>
-          <w:color w:val="auto"/>
-        </w:rPr>
-      </w:pPr>
-      <w:r>
-        <w:rPr>
-          <w:color w:val="auto"/>
-        </w:rPr>
-        <w:lastRenderedPageBreak/>
-        <w:tab/>
-      </w:r>
-      <w:bookmarkStart w:id="4" w:name="_Toc231505558"/>
-      <w:r>
-        <w:rPr>
-          <w:color w:val="auto"/>
-        </w:rPr>
-        <w:t xml:space="preserve">1.2 WEEK 3 </w:t>
-      </w:r>
-      <w:r>
-        <w:rPr>
-          <w:color w:val="auto"/>
-        </w:rPr>
-        <w:t xml:space="preserve">  </w:t>
-      </w:r>
-      <w:r>
-        <w:rPr>
-          <w:color w:val="auto"/>
-        </w:rPr>
-        <w:t>Java script and php basics</w:t>
+        <w:rPr>
+          <w:rFonts w:ascii="Times New Roman" w:hAnsi="Times New Roman" w:cs="Times New Roman"/>
+        </w:rPr>
+        <w:t xml:space="preserve"> Control panel</w:t>
       </w:r>
       <w:bookmarkEnd w:id="4"/>
     </w:p>
     <w:p>
       <w:pPr>
         <w:rPr>
-          <w:sz w:val="28"/>
-          <w:szCs w:val="28"/>
-        </w:rPr>
-      </w:pPr>
-      <w:r>
-        <w:rPr>
+          <w:rFonts w:ascii="Times New Roman" w:hAnsi="Times New Roman" w:cs="Times New Roman"/>
+          <w:sz w:val="28"/>
+          <w:szCs w:val="28"/>
+        </w:rPr>
+      </w:pPr>
+      <w:r>
+        <w:rPr>
+          <w:rFonts w:ascii="Times New Roman" w:hAnsi="Times New Roman" w:cs="Times New Roman"/>
+          <w:sz w:val="28"/>
+          <w:szCs w:val="28"/>
+        </w:rPr>
+        <w:t>The image shows a successfully installed xampp running in the control panel</w:t>
+      </w:r>
+    </w:p>
+    <w:p>
+      <w:pPr>
+        <w:rPr>
+          <w:rFonts w:ascii="Times New Roman" w:hAnsi="Times New Roman" w:cs="Times New Roman"/>
+          <w:sz w:val="28"/>
+          <w:szCs w:val="28"/>
+        </w:rPr>
+      </w:pPr>
+    </w:p>
+    <w:p>
+      <w:pPr>
+        <w:rPr>
+          <w:rFonts w:ascii="Times New Roman" w:hAnsi="Times New Roman" w:cs="Times New Roman"/>
+          <w:sz w:val="28"/>
+          <w:szCs w:val="28"/>
+        </w:rPr>
+      </w:pPr>
+      <w:r>
+        <w:rPr>
+          <w:rFonts w:ascii="Times New Roman" w:hAnsi="Times New Roman" w:cs="Times New Roman"/>
+          <w:noProof/>
           <w:sz w:val="28"/>
           <w:szCs w:val="28"/>
         </w:rPr>
         <w:drawing>
-          <wp:inline distT="0" distB="0" distL="0" distR="0" wp14:anchorId="67645FC0" wp14:editId="1F9EB871">
-            <wp:extent cx="5943600" cy="3177540"/>
-            <wp:effectExtent l="0" t="0" r="0" b="3810"/>
-            <wp:docPr id="3" name="Picture 3"/>
+          <wp:inline distT="0" distB="0" distL="0" distR="0" wp14:anchorId="2D5ED436" wp14:editId="2C2A6B1F">
+            <wp:extent cx="5943600" cy="2194560"/>
+            <wp:effectExtent l="0" t="0" r="0" b="0"/>
+            <wp:docPr id="2" name="Picture 2"/>
             <wp:cNvGraphicFramePr>
               <a:graphicFrameLocks xmlns:a="http://schemas.openxmlformats.org/drawingml/2006/main" noChangeAspect="1"/>
             </wp:cNvGraphicFramePr>
@@ -1885,7 +2031,7 @@
                   <pic:spPr>
                     <a:xfrm>
                       <a:off x="0" y="0"/>
-                      <a:ext cx="5943600" cy="3177540"/>
+                      <a:ext cx="5943600" cy="2194560"/>
                     </a:xfrm>
                     <a:prstGeom prst="rect">
                       <a:avLst/>
@@ -1902,57 +2048,116 @@
       <w:pPr>
         <w:pStyle w:val="Caption"/>
         <w:rPr>
-          <w:sz w:val="28"/>
-          <w:szCs w:val="28"/>
-        </w:rPr>
-      </w:pPr>
-      <w:bookmarkStart w:id="5" w:name="_Toc231505350"/>
-      <w:r>
+          <w:rFonts w:ascii="Times New Roman" w:hAnsi="Times New Roman" w:cs="Times New Roman"/>
+        </w:rPr>
+      </w:pPr>
+      <w:bookmarkStart w:id="5" w:name="_Toc231505348"/>
+      <w:r>
+        <w:rPr>
+          <w:rFonts w:ascii="Times New Roman" w:hAnsi="Times New Roman" w:cs="Times New Roman"/>
+        </w:rPr>
         <w:t xml:space="preserve">Figure </w:t>
       </w:r>
       <w:r>
+        <w:rPr>
+          <w:rFonts w:ascii="Times New Roman" w:hAnsi="Times New Roman" w:cs="Times New Roman"/>
+        </w:rPr>
         <w:fldChar w:fldCharType="begin"/>
       </w:r>
       <w:r>
+        <w:rPr>
+          <w:rFonts w:ascii="Times New Roman" w:hAnsi="Times New Roman" w:cs="Times New Roman"/>
+        </w:rPr>
         <w:instrText xml:space="preserve"> SEQ Figure \* ARABIC </w:instrText>
       </w:r>
       <w:r>
+        <w:rPr>
+          <w:rFonts w:ascii="Times New Roman" w:hAnsi="Times New Roman" w:cs="Times New Roman"/>
+        </w:rPr>
         <w:fldChar w:fldCharType="separate"/>
       </w:r>
       <w:r>
         <w:rPr>
+          <w:rFonts w:ascii="Times New Roman" w:hAnsi="Times New Roman" w:cs="Times New Roman"/>
           <w:noProof/>
         </w:rPr>
-        <w:t>4</w:t>
-      </w:r>
-      <w:r>
+        <w:t>2</w:t>
+      </w:r>
+      <w:r>
+        <w:rPr>
+          <w:rFonts w:ascii="Times New Roman" w:hAnsi="Times New Roman" w:cs="Times New Roman"/>
+        </w:rPr>
         <w:fldChar w:fldCharType="end"/>
       </w:r>
       <w:r>
-        <w:t xml:space="preserve"> </w:t>
-      </w:r>
-      <w:r>
-        <w:t>Java script validation</w:t>
+        <w:rPr>
+          <w:rFonts w:ascii="Times New Roman" w:hAnsi="Times New Roman" w:cs="Times New Roman"/>
+        </w:rPr>
+        <w:t xml:space="preserve"> Operation on local host</w:t>
       </w:r>
       <w:bookmarkEnd w:id="5"/>
     </w:p>
-    <w:p>
-      <w:pPr>
-        <w:rPr>
-          <w:sz w:val="28"/>
-          <w:szCs w:val="28"/>
-        </w:rPr>
-      </w:pPr>
-      <w:r>
-        <w:rPr>
-          <w:sz w:val="28"/>
-          <w:szCs w:val="28"/>
-        </w:rPr>
+    <w:bookmarkEnd w:id="0"/>
+    <w:p>
+      <w:pPr>
+        <w:rPr>
+          <w:rFonts w:ascii="Times New Roman" w:hAnsi="Times New Roman" w:cs="Times New Roman"/>
+        </w:rPr>
+      </w:pPr>
+    </w:p>
+    <w:p>
+      <w:pPr>
+        <w:pStyle w:val="Heading2"/>
+        <w:rPr>
+          <w:rFonts w:ascii="Times New Roman" w:hAnsi="Times New Roman" w:cs="Times New Roman"/>
+          <w:color w:val="auto"/>
+        </w:rPr>
+      </w:pPr>
+      <w:bookmarkStart w:id="6" w:name="_Toc231505681"/>
+      <w:r>
+        <w:rPr>
+          <w:rFonts w:ascii="Times New Roman" w:hAnsi="Times New Roman" w:cs="Times New Roman"/>
+          <w:color w:val="auto"/>
+        </w:rPr>
+        <w:t>1.1 WEEK 2</w:t>
+      </w:r>
+      <w:bookmarkEnd w:id="6"/>
+    </w:p>
+    <w:p>
+      <w:pPr>
+        <w:ind w:left="720"/>
+        <w:rPr>
+          <w:rFonts w:ascii="Times New Roman" w:hAnsi="Times New Roman" w:cs="Times New Roman"/>
+        </w:rPr>
+      </w:pPr>
+      <w:r>
+        <w:rPr>
+          <w:rFonts w:ascii="Times New Roman" w:hAnsi="Times New Roman" w:cs="Times New Roman"/>
+        </w:rPr>
+        <w:t>I used canva templates for a simple layout of the web design I wanted for the real estate company.</w:t>
+      </w:r>
+    </w:p>
+    <w:p>
+      <w:pPr>
+        <w:rPr>
+          <w:rFonts w:ascii="Times New Roman" w:hAnsi="Times New Roman" w:cs="Times New Roman"/>
+          <w:sz w:val="28"/>
+          <w:szCs w:val="28"/>
+        </w:rPr>
+      </w:pPr>
+      <w:r>
+        <w:rPr>
+          <w:rFonts w:ascii="Times New Roman" w:hAnsi="Times New Roman" w:cs="Times New Roman"/>
+          <w:noProof/>
+          <w:sz w:val="28"/>
+          <w:szCs w:val="28"/>
+        </w:rPr>
+        <w:lastRenderedPageBreak/>
         <w:drawing>
-          <wp:inline distT="0" distB="0" distL="0" distR="0" wp14:anchorId="1FA39634" wp14:editId="61C607D4">
-            <wp:extent cx="5928874" cy="3513124"/>
-            <wp:effectExtent l="0" t="0" r="0" b="0"/>
-            <wp:docPr id="10" name="Picture 10"/>
+          <wp:inline distT="0" distB="0" distL="0" distR="0" wp14:anchorId="3944EFE2" wp14:editId="30AFB307">
+            <wp:extent cx="5943600" cy="4609465"/>
+            <wp:effectExtent l="0" t="0" r="0" b="635"/>
+            <wp:docPr id="9" name="Picture 9"/>
             <wp:cNvGraphicFramePr>
               <a:graphicFrameLocks xmlns:a="http://schemas.openxmlformats.org/drawingml/2006/main" noChangeAspect="1"/>
             </wp:cNvGraphicFramePr>
@@ -1972,7 +2177,7 @@
                   <pic:spPr>
                     <a:xfrm>
                       <a:off x="0" y="0"/>
-                      <a:ext cx="5928874" cy="3513124"/>
+                      <a:ext cx="5943600" cy="4609465"/>
                     </a:xfrm>
                     <a:prstGeom prst="rect">
                       <a:avLst/>
@@ -1988,83 +2193,114 @@
     <w:p>
       <w:pPr>
         <w:pStyle w:val="Caption"/>
-      </w:pPr>
-      <w:bookmarkStart w:id="6" w:name="_Toc231505351"/>
-      <w:r>
+        <w:rPr>
+          <w:rFonts w:ascii="Times New Roman" w:hAnsi="Times New Roman" w:cs="Times New Roman"/>
+          <w:sz w:val="28"/>
+          <w:szCs w:val="28"/>
+        </w:rPr>
+      </w:pPr>
+      <w:bookmarkStart w:id="7" w:name="_Toc231505349"/>
+      <w:r>
+        <w:rPr>
+          <w:rFonts w:ascii="Times New Roman" w:hAnsi="Times New Roman" w:cs="Times New Roman"/>
+        </w:rPr>
         <w:t xml:space="preserve">Figure </w:t>
       </w:r>
       <w:r>
+        <w:rPr>
+          <w:rFonts w:ascii="Times New Roman" w:hAnsi="Times New Roman" w:cs="Times New Roman"/>
+        </w:rPr>
         <w:fldChar w:fldCharType="begin"/>
       </w:r>
       <w:r>
+        <w:rPr>
+          <w:rFonts w:ascii="Times New Roman" w:hAnsi="Times New Roman" w:cs="Times New Roman"/>
+        </w:rPr>
         <w:instrText xml:space="preserve"> SEQ Figure \* ARABIC </w:instrText>
       </w:r>
       <w:r>
+        <w:rPr>
+          <w:rFonts w:ascii="Times New Roman" w:hAnsi="Times New Roman" w:cs="Times New Roman"/>
+        </w:rPr>
         <w:fldChar w:fldCharType="separate"/>
       </w:r>
       <w:r>
         <w:rPr>
+          <w:rFonts w:ascii="Times New Roman" w:hAnsi="Times New Roman" w:cs="Times New Roman"/>
           <w:noProof/>
         </w:rPr>
-        <w:t>5</w:t>
-      </w:r>
-      <w:r>
+        <w:t>3</w:t>
+      </w:r>
+      <w:r>
+        <w:rPr>
+          <w:rFonts w:ascii="Times New Roman" w:hAnsi="Times New Roman" w:cs="Times New Roman"/>
+        </w:rPr>
         <w:fldChar w:fldCharType="end"/>
       </w:r>
       <w:r>
-        <w:t xml:space="preserve"> </w:t>
-      </w:r>
-      <w:r>
-        <w:t>Password strength checker</w:t>
-      </w:r>
-      <w:bookmarkEnd w:id="6"/>
-    </w:p>
-    <w:p/>
-    <w:p>
-      <w:pPr>
-        <w:pStyle w:val="Heading1"/>
-      </w:pPr>
-      <w:r>
+        <w:rPr>
+          <w:rFonts w:ascii="Times New Roman" w:hAnsi="Times New Roman" w:cs="Times New Roman"/>
+        </w:rPr>
+        <w:t xml:space="preserve"> Canva layout</w:t>
+      </w:r>
+      <w:bookmarkEnd w:id="7"/>
+    </w:p>
+    <w:bookmarkEnd w:id="1"/>
+    <w:p>
+      <w:pPr>
+        <w:rPr>
+          <w:rFonts w:ascii="Times New Roman" w:hAnsi="Times New Roman" w:cs="Times New Roman"/>
+          <w:sz w:val="28"/>
+          <w:szCs w:val="28"/>
+        </w:rPr>
+      </w:pPr>
+    </w:p>
+    <w:p>
+      <w:pPr>
+        <w:pStyle w:val="Heading2"/>
+        <w:rPr>
+          <w:rFonts w:ascii="Times New Roman" w:hAnsi="Times New Roman" w:cs="Times New Roman"/>
+          <w:color w:val="auto"/>
+        </w:rPr>
+      </w:pPr>
+      <w:r>
+        <w:rPr>
+          <w:rFonts w:ascii="Times New Roman" w:hAnsi="Times New Roman" w:cs="Times New Roman"/>
+          <w:color w:val="auto"/>
+        </w:rPr>
         <w:lastRenderedPageBreak/>
-        <w:t xml:space="preserve">2.1  </w:t>
-      </w:r>
-      <w:r>
-        <w:t xml:space="preserve"> </w:t>
-      </w:r>
-      <w:r>
-        <w:t xml:space="preserve">WEEK </w:t>
-      </w:r>
-      <w:proofErr w:type="gramStart"/>
-      <w:r>
-        <w:t>4  SIMPLE</w:t>
-      </w:r>
-      <w:proofErr w:type="gramEnd"/>
-      <w:r>
-        <w:t xml:space="preserve"> PHP CONCEPTS</w:t>
-      </w:r>
-    </w:p>
-    <w:p>
-      <w:pPr>
-        <w:rPr>
-          <w:sz w:val="28"/>
-          <w:szCs w:val="28"/>
-        </w:rPr>
-      </w:pPr>
-    </w:p>
-    <w:p>
-      <w:pPr>
-        <w:keepNext/>
-      </w:pPr>
-      <w:r>
-        <w:rPr>
+        <w:tab/>
+      </w:r>
+      <w:bookmarkStart w:id="8" w:name="_Toc231505682"/>
+      <w:r>
+        <w:rPr>
+          <w:rFonts w:ascii="Times New Roman" w:hAnsi="Times New Roman" w:cs="Times New Roman"/>
+          <w:color w:val="auto"/>
+        </w:rPr>
+        <w:t>1.2 WEEK 3   Java script and php basics</w:t>
+      </w:r>
+      <w:bookmarkEnd w:id="8"/>
+    </w:p>
+    <w:p>
+      <w:pPr>
+        <w:rPr>
+          <w:rFonts w:ascii="Times New Roman" w:hAnsi="Times New Roman" w:cs="Times New Roman"/>
+          <w:sz w:val="28"/>
+          <w:szCs w:val="28"/>
+        </w:rPr>
+      </w:pPr>
+      <w:r>
+        <w:rPr>
+          <w:rFonts w:ascii="Times New Roman" w:hAnsi="Times New Roman" w:cs="Times New Roman"/>
+          <w:noProof/>
           <w:sz w:val="28"/>
           <w:szCs w:val="28"/>
         </w:rPr>
         <w:drawing>
-          <wp:inline distT="0" distB="0" distL="0" distR="0" wp14:anchorId="384FF307" wp14:editId="17BBC83F">
-            <wp:extent cx="5943600" cy="3478530"/>
-            <wp:effectExtent l="0" t="0" r="0" b="7620"/>
-            <wp:docPr id="4" name="Picture 4"/>
+          <wp:inline distT="0" distB="0" distL="0" distR="0" wp14:anchorId="67645FC0" wp14:editId="1F9EB871">
+            <wp:extent cx="5943600" cy="3177540"/>
+            <wp:effectExtent l="0" t="0" r="0" b="3810"/>
+            <wp:docPr id="3" name="Picture 3"/>
             <wp:cNvGraphicFramePr>
               <a:graphicFrameLocks xmlns:a="http://schemas.openxmlformats.org/drawingml/2006/main" noChangeAspect="1"/>
             </wp:cNvGraphicFramePr>
@@ -2084,7 +2320,7 @@
                   <pic:spPr>
                     <a:xfrm>
                       <a:off x="0" y="0"/>
-                      <a:ext cx="5943600" cy="3478530"/>
+                      <a:ext cx="5943600" cy="3177540"/>
                     </a:xfrm>
                     <a:prstGeom prst="rect">
                       <a:avLst/>
@@ -2101,70 +2337,77 @@
       <w:pPr>
         <w:pStyle w:val="Caption"/>
         <w:rPr>
-          <w:sz w:val="28"/>
-          <w:szCs w:val="28"/>
-        </w:rPr>
-      </w:pPr>
-      <w:r>
+          <w:rFonts w:ascii="Times New Roman" w:hAnsi="Times New Roman" w:cs="Times New Roman"/>
+          <w:sz w:val="28"/>
+          <w:szCs w:val="28"/>
+        </w:rPr>
+      </w:pPr>
+      <w:bookmarkStart w:id="9" w:name="_Toc231505350"/>
+      <w:r>
+        <w:rPr>
+          <w:rFonts w:ascii="Times New Roman" w:hAnsi="Times New Roman" w:cs="Times New Roman"/>
+        </w:rPr>
         <w:t xml:space="preserve">Figure </w:t>
       </w:r>
       <w:r>
+        <w:rPr>
+          <w:rFonts w:ascii="Times New Roman" w:hAnsi="Times New Roman" w:cs="Times New Roman"/>
+        </w:rPr>
         <w:fldChar w:fldCharType="begin"/>
       </w:r>
       <w:r>
+        <w:rPr>
+          <w:rFonts w:ascii="Times New Roman" w:hAnsi="Times New Roman" w:cs="Times New Roman"/>
+        </w:rPr>
         <w:instrText xml:space="preserve"> SEQ Figure \* ARABIC </w:instrText>
       </w:r>
       <w:r>
+        <w:rPr>
+          <w:rFonts w:ascii="Times New Roman" w:hAnsi="Times New Roman" w:cs="Times New Roman"/>
+        </w:rPr>
         <w:fldChar w:fldCharType="separate"/>
       </w:r>
       <w:r>
         <w:rPr>
+          <w:rFonts w:ascii="Times New Roman" w:hAnsi="Times New Roman" w:cs="Times New Roman"/>
           <w:noProof/>
         </w:rPr>
-        <w:t>6</w:t>
-      </w:r>
-      <w:r>
+        <w:t>4</w:t>
+      </w:r>
+      <w:r>
+        <w:rPr>
+          <w:rFonts w:ascii="Times New Roman" w:hAnsi="Times New Roman" w:cs="Times New Roman"/>
+        </w:rPr>
         <w:fldChar w:fldCharType="end"/>
       </w:r>
       <w:r>
-        <w:t xml:space="preserve"> </w:t>
-      </w:r>
-      <w:r>
-        <w:t>Login form</w:t>
-      </w:r>
-    </w:p>
-    <w:p>
-      <w:pPr>
-        <w:rPr>
-          <w:sz w:val="28"/>
-          <w:szCs w:val="28"/>
-        </w:rPr>
-      </w:pPr>
-      <w:r>
-        <w:t>The login form contains a depiction of the entire website</w:t>
-      </w:r>
-      <w:r>
-        <w:t xml:space="preserve"> and what the user expects once details are verified.</w:t>
-      </w:r>
-    </w:p>
-    <w:p>
-      <w:pPr>
-        <w:rPr>
-          <w:sz w:val="28"/>
-          <w:szCs w:val="28"/>
-        </w:rPr>
-      </w:pPr>
-      <w:r>
-        <w:rPr>
-          <w:sz w:val="28"/>
-          <w:szCs w:val="28"/>
-        </w:rPr>
-        <w:lastRenderedPageBreak/>
+        <w:rPr>
+          <w:rFonts w:ascii="Times New Roman" w:hAnsi="Times New Roman" w:cs="Times New Roman"/>
+        </w:rPr>
+        <w:t xml:space="preserve"> Java script validation</w:t>
+      </w:r>
+      <w:bookmarkEnd w:id="9"/>
+    </w:p>
+    <w:p>
+      <w:pPr>
+        <w:rPr>
+          <w:rFonts w:ascii="Times New Roman" w:hAnsi="Times New Roman" w:cs="Times New Roman"/>
+          <w:sz w:val="28"/>
+          <w:szCs w:val="28"/>
+        </w:rPr>
+      </w:pPr>
+      <w:r>
+        <w:rPr>
+          <w:rFonts w:ascii="Times New Roman" w:hAnsi="Times New Roman" w:cs="Times New Roman"/>
+          <w:noProof/>
+          <w:sz w:val="28"/>
+          <w:szCs w:val="28"/>
+        </w:rPr>
         <w:drawing>
-          <wp:inline distT="0" distB="0" distL="0" distR="0" wp14:anchorId="7EE409A0" wp14:editId="4DD3E613">
-            <wp:extent cx="6499860" cy="4594860"/>
+          <wp:inline distT="0" distB="0" distL="0" distR="0" wp14:anchorId="1FA39634" wp14:editId="61C607D4">
+            <wp:extent cx="5928874" cy="3513124"/>
             <wp:effectExtent l="0" t="0" r="0" b="0"/>
-            <wp:docPr id="5" name="Picture 5"/>
+            <wp:docPr id="10" name="Picture 10"/>
             <wp:cNvGraphicFramePr>
               <a:graphicFrameLocks xmlns:a="http://schemas.openxmlformats.org/drawingml/2006/main" noChangeAspect="1"/>
             </wp:cNvGraphicFramePr>
@@ -2184,7 +2427,7 @@
                   <pic:spPr>
                     <a:xfrm>
                       <a:off x="0" y="0"/>
-                      <a:ext cx="6500470" cy="4595291"/>
+                      <a:ext cx="5928874" cy="3513124"/>
                     </a:xfrm>
                     <a:prstGeom prst="rect">
                       <a:avLst/>
@@ -2201,132 +2444,120 @@
       <w:pPr>
         <w:pStyle w:val="Caption"/>
         <w:rPr>
-          <w:sz w:val="28"/>
-          <w:szCs w:val="28"/>
-        </w:rPr>
-      </w:pPr>
-      <w:bookmarkStart w:id="7" w:name="_Toc231505352"/>
-      <w:r>
+          <w:rFonts w:ascii="Times New Roman" w:hAnsi="Times New Roman" w:cs="Times New Roman"/>
+        </w:rPr>
+      </w:pPr>
+      <w:bookmarkStart w:id="10" w:name="_Toc231505351"/>
+      <w:r>
+        <w:rPr>
+          <w:rFonts w:ascii="Times New Roman" w:hAnsi="Times New Roman" w:cs="Times New Roman"/>
+        </w:rPr>
         <w:t xml:space="preserve">Figure </w:t>
       </w:r>
       <w:r>
+        <w:rPr>
+          <w:rFonts w:ascii="Times New Roman" w:hAnsi="Times New Roman" w:cs="Times New Roman"/>
+        </w:rPr>
         <w:fldChar w:fldCharType="begin"/>
       </w:r>
       <w:r>
+        <w:rPr>
+          <w:rFonts w:ascii="Times New Roman" w:hAnsi="Times New Roman" w:cs="Times New Roman"/>
+        </w:rPr>
         <w:instrText xml:space="preserve"> SEQ Figure \* ARABIC </w:instrText>
       </w:r>
       <w:r>
+        <w:rPr>
+          <w:rFonts w:ascii="Times New Roman" w:hAnsi="Times New Roman" w:cs="Times New Roman"/>
+        </w:rPr>
         <w:fldChar w:fldCharType="separate"/>
       </w:r>
       <w:r>
         <w:rPr>
+          <w:rFonts w:ascii="Times New Roman" w:hAnsi="Times New Roman" w:cs="Times New Roman"/>
           <w:noProof/>
         </w:rPr>
-        <w:t>7</w:t>
-      </w:r>
-      <w:r>
+        <w:t>5</w:t>
+      </w:r>
+      <w:r>
+        <w:rPr>
+          <w:rFonts w:ascii="Times New Roman" w:hAnsi="Times New Roman" w:cs="Times New Roman"/>
+        </w:rPr>
         <w:fldChar w:fldCharType="end"/>
       </w:r>
       <w:r>
-        <w:t xml:space="preserve"> </w:t>
-      </w:r>
-      <w:r>
-        <w:t>Login page</w:t>
-      </w:r>
-      <w:bookmarkEnd w:id="7"/>
-    </w:p>
-    <w:p>
-      <w:pPr>
-        <w:rPr>
-          <w:sz w:val="28"/>
-          <w:szCs w:val="28"/>
-        </w:rPr>
-      </w:pPr>
-    </w:p>
-    <w:p>
-      <w:pPr>
-        <w:rPr>
-          <w:sz w:val="28"/>
-          <w:szCs w:val="28"/>
-        </w:rPr>
-      </w:pPr>
-    </w:p>
-    <w:p>
-      <w:pPr>
-        <w:rPr>
-          <w:sz w:val="28"/>
-          <w:szCs w:val="28"/>
-        </w:rPr>
-      </w:pPr>
-    </w:p>
-    <w:p>
-      <w:pPr>
-        <w:rPr>
-          <w:sz w:val="28"/>
-          <w:szCs w:val="28"/>
-        </w:rPr>
-      </w:pPr>
-    </w:p>
-    <w:p>
-      <w:pPr>
-        <w:rPr>
-          <w:sz w:val="28"/>
-          <w:szCs w:val="28"/>
-        </w:rPr>
-      </w:pPr>
-    </w:p>
-    <w:p>
-      <w:pPr>
-        <w:rPr>
-          <w:sz w:val="28"/>
-          <w:szCs w:val="28"/>
-        </w:rPr>
-      </w:pPr>
-    </w:p>
-    <w:p>
-      <w:pPr>
-        <w:rPr>
-          <w:sz w:val="28"/>
-          <w:szCs w:val="28"/>
-        </w:rPr>
-      </w:pPr>
-    </w:p>
-    <w:p>
-      <w:pPr>
-        <w:rPr>
-          <w:sz w:val="28"/>
-          <w:szCs w:val="28"/>
+        <w:rPr>
+          <w:rFonts w:ascii="Times New Roman" w:hAnsi="Times New Roman" w:cs="Times New Roman"/>
+        </w:rPr>
+        <w:t xml:space="preserve"> Password strength checker</w:t>
+      </w:r>
+      <w:bookmarkEnd w:id="10"/>
+    </w:p>
+    <w:bookmarkEnd w:id="2"/>
+    <w:p>
+      <w:pPr>
+        <w:rPr>
+          <w:rFonts w:ascii="Times New Roman" w:hAnsi="Times New Roman" w:cs="Times New Roman"/>
         </w:rPr>
       </w:pPr>
     </w:p>
     <w:p>
       <w:pPr>
         <w:pStyle w:val="Heading1"/>
-      </w:pPr>
-      <w:bookmarkStart w:id="8" w:name="_Toc231505559"/>
-      <w:r>
+        <w:rPr>
+          <w:rFonts w:ascii="Times New Roman" w:hAnsi="Times New Roman" w:cs="Times New Roman"/>
+        </w:rPr>
+      </w:pPr>
+      <w:bookmarkStart w:id="11" w:name="_Toc231505683"/>
+      <w:r>
+        <w:rPr>
+          <w:rFonts w:ascii="Times New Roman" w:hAnsi="Times New Roman" w:cs="Times New Roman"/>
+        </w:rPr>
         <w:lastRenderedPageBreak/>
-        <w:t>3.1 DATABASE CREATION</w:t>
-      </w:r>
-      <w:bookmarkEnd w:id="8"/>
-    </w:p>
-    <w:p>
-      <w:pPr>
-        <w:rPr>
-          <w:sz w:val="28"/>
-          <w:szCs w:val="28"/>
-        </w:rPr>
-      </w:pPr>
-      <w:r>
-        <w:rPr>
+        <w:t xml:space="preserve">2.1   WEEK </w:t>
+      </w:r>
+      <w:r>
+        <w:rPr>
+          <w:rFonts w:ascii="Times New Roman" w:hAnsi="Times New Roman" w:cs="Times New Roman"/>
+        </w:rPr>
+        <w:t>4 SIMPLE</w:t>
+      </w:r>
+      <w:r>
+        <w:rPr>
+          <w:rFonts w:ascii="Times New Roman" w:hAnsi="Times New Roman" w:cs="Times New Roman"/>
+        </w:rPr>
+        <w:t xml:space="preserve"> PHP CONCEPTS</w:t>
+      </w:r>
+      <w:bookmarkEnd w:id="11"/>
+    </w:p>
+    <w:p>
+      <w:pPr>
+        <w:rPr>
+          <w:rFonts w:ascii="Times New Roman" w:hAnsi="Times New Roman" w:cs="Times New Roman"/>
+          <w:sz w:val="28"/>
+          <w:szCs w:val="28"/>
+        </w:rPr>
+      </w:pPr>
+    </w:p>
+    <w:p>
+      <w:pPr>
+        <w:keepNext/>
+        <w:rPr>
+          <w:rFonts w:ascii="Times New Roman" w:hAnsi="Times New Roman" w:cs="Times New Roman"/>
+        </w:rPr>
+      </w:pPr>
+      <w:r>
+        <w:rPr>
+          <w:rFonts w:ascii="Times New Roman" w:hAnsi="Times New Roman" w:cs="Times New Roman"/>
+          <w:noProof/>
           <w:sz w:val="28"/>
           <w:szCs w:val="28"/>
         </w:rPr>
         <w:drawing>
-          <wp:inline distT="0" distB="0" distL="0" distR="0" wp14:anchorId="6F901E25" wp14:editId="61CC60F3">
-            <wp:extent cx="5943600" cy="3247390"/>
-            <wp:effectExtent l="0" t="0" r="0" b="0"/>
-            <wp:docPr id="6" name="Picture 6"/>
+          <wp:inline distT="0" distB="0" distL="0" distR="0" wp14:anchorId="384FF307" wp14:editId="17BBC83F">
+            <wp:extent cx="5943600" cy="3478530"/>
+            <wp:effectExtent l="0" t="0" r="0" b="7620"/>
+            <wp:docPr id="4" name="Picture 4"/>
             <wp:cNvGraphicFramePr>
               <a:graphicFrameLocks xmlns:a="http://schemas.openxmlformats.org/drawingml/2006/main" noChangeAspect="1"/>
             </wp:cNvGraphicFramePr>
@@ -2346,7 +2577,7 @@
                   <pic:spPr>
                     <a:xfrm>
                       <a:off x="0" y="0"/>
-                      <a:ext cx="5943600" cy="3247390"/>
+                      <a:ext cx="5943600" cy="3478530"/>
                     </a:xfrm>
                     <a:prstGeom prst="rect">
                       <a:avLst/>
@@ -2362,95 +2593,92 @@
     <w:p>
       <w:pPr>
         <w:pStyle w:val="Caption"/>
-      </w:pPr>
-      <w:bookmarkStart w:id="9" w:name="_Toc231505353"/>
-      <w:r>
+        <w:rPr>
+          <w:rFonts w:ascii="Times New Roman" w:hAnsi="Times New Roman" w:cs="Times New Roman"/>
+          <w:sz w:val="28"/>
+          <w:szCs w:val="28"/>
+        </w:rPr>
+      </w:pPr>
+      <w:r>
+        <w:rPr>
+          <w:rFonts w:ascii="Times New Roman" w:hAnsi="Times New Roman" w:cs="Times New Roman"/>
+        </w:rPr>
         <w:t xml:space="preserve">Figure </w:t>
       </w:r>
       <w:r>
+        <w:rPr>
+          <w:rFonts w:ascii="Times New Roman" w:hAnsi="Times New Roman" w:cs="Times New Roman"/>
+        </w:rPr>
         <w:fldChar w:fldCharType="begin"/>
       </w:r>
       <w:r>
+        <w:rPr>
+          <w:rFonts w:ascii="Times New Roman" w:hAnsi="Times New Roman" w:cs="Times New Roman"/>
+        </w:rPr>
         <w:instrText xml:space="preserve"> SEQ Figure \* ARABIC </w:instrText>
       </w:r>
       <w:r>
+        <w:rPr>
+          <w:rFonts w:ascii="Times New Roman" w:hAnsi="Times New Roman" w:cs="Times New Roman"/>
+        </w:rPr>
         <w:fldChar w:fldCharType="separate"/>
       </w:r>
       <w:r>
         <w:rPr>
+          <w:rFonts w:ascii="Times New Roman" w:hAnsi="Times New Roman" w:cs="Times New Roman"/>
           <w:noProof/>
         </w:rPr>
-        <w:t>8</w:t>
-      </w:r>
-      <w:r>
+        <w:t>6</w:t>
+      </w:r>
+      <w:r>
+        <w:rPr>
+          <w:rFonts w:ascii="Times New Roman" w:hAnsi="Times New Roman" w:cs="Times New Roman"/>
+        </w:rPr>
         <w:fldChar w:fldCharType="end"/>
       </w:r>
       <w:r>
-        <w:t xml:space="preserve"> </w:t>
-      </w:r>
-      <w:proofErr w:type="spellStart"/>
-      <w:r>
-        <w:t>mySQL</w:t>
-      </w:r>
-      <w:proofErr w:type="spellEnd"/>
-      <w:r>
-        <w:t xml:space="preserve"> database creation</w:t>
-      </w:r>
-      <w:bookmarkEnd w:id="9"/>
-    </w:p>
-    <w:p>
-      <w:pPr>
-        <w:keepNext/>
-      </w:pPr>
-      <w:proofErr w:type="spellStart"/>
-      <w:r>
-        <w:rPr>
-          <w:sz w:val="28"/>
-          <w:szCs w:val="28"/>
-        </w:rPr>
-        <w:t>mySQL</w:t>
-      </w:r>
-      <w:proofErr w:type="spellEnd"/>
-      <w:r>
-        <w:rPr>
-          <w:sz w:val="28"/>
-          <w:szCs w:val="28"/>
-        </w:rPr>
-        <w:t xml:space="preserve"> database creation </w:t>
-      </w:r>
-      <w:r>
-        <w:rPr>
-          <w:sz w:val="28"/>
-          <w:szCs w:val="28"/>
-        </w:rPr>
-        <w:t xml:space="preserve">– followed with the connection string below </w:t>
-      </w:r>
-    </w:p>
-    <w:p>
-      <w:pPr>
-        <w:rPr>
-          <w:sz w:val="28"/>
-          <w:szCs w:val="28"/>
-        </w:rPr>
-      </w:pPr>
-    </w:p>
-    <w:p>
-      <w:pPr>
-        <w:rPr>
-          <w:sz w:val="28"/>
-          <w:szCs w:val="28"/>
-        </w:rPr>
-      </w:pPr>
-      <w:r>
-        <w:rPr>
-          <w:sz w:val="28"/>
-          <w:szCs w:val="28"/>
-        </w:rPr>
+        <w:rPr>
+          <w:rFonts w:ascii="Times New Roman" w:hAnsi="Times New Roman" w:cs="Times New Roman"/>
+        </w:rPr>
+        <w:t xml:space="preserve"> Login form</w:t>
+      </w:r>
+    </w:p>
+    <w:p>
+      <w:pPr>
+        <w:rPr>
+          <w:rFonts w:ascii="Times New Roman" w:hAnsi="Times New Roman" w:cs="Times New Roman"/>
+          <w:sz w:val="28"/>
+          <w:szCs w:val="28"/>
+        </w:rPr>
+      </w:pPr>
+      <w:r>
+        <w:rPr>
+          <w:rFonts w:ascii="Times New Roman" w:hAnsi="Times New Roman" w:cs="Times New Roman"/>
+        </w:rPr>
+        <w:t>The login form contains a depiction of the entire website and what the user expects once details are verified.</w:t>
+      </w:r>
+    </w:p>
+    <w:p>
+      <w:pPr>
+        <w:rPr>
+          <w:rFonts w:ascii="Times New Roman" w:hAnsi="Times New Roman" w:cs="Times New Roman"/>
+          <w:sz w:val="28"/>
+          <w:szCs w:val="28"/>
+        </w:rPr>
+      </w:pPr>
+      <w:r>
+        <w:rPr>
+          <w:rFonts w:ascii="Times New Roman" w:hAnsi="Times New Roman" w:cs="Times New Roman"/>
+          <w:noProof/>
+          <w:sz w:val="28"/>
+          <w:szCs w:val="28"/>
+        </w:rPr>
+        <w:lastRenderedPageBreak/>
         <w:drawing>
-          <wp:inline distT="0" distB="0" distL="0" distR="0" wp14:anchorId="71DFF4F4" wp14:editId="37C51D64">
-            <wp:extent cx="4854361" cy="2842506"/>
-            <wp:effectExtent l="0" t="0" r="3810" b="0"/>
-            <wp:docPr id="7" name="Picture 7"/>
+          <wp:inline distT="0" distB="0" distL="0" distR="0" wp14:anchorId="7EE409A0" wp14:editId="4DD3E613">
+            <wp:extent cx="6499860" cy="4594860"/>
+            <wp:effectExtent l="0" t="0" r="0" b="0"/>
+            <wp:docPr id="5" name="Picture 5"/>
             <wp:cNvGraphicFramePr>
               <a:graphicFrameLocks xmlns:a="http://schemas.openxmlformats.org/drawingml/2006/main" noChangeAspect="1"/>
             </wp:cNvGraphicFramePr>
@@ -2470,7 +2698,7 @@
                   <pic:spPr>
                     <a:xfrm>
                       <a:off x="0" y="0"/>
-                      <a:ext cx="4854361" cy="2842506"/>
+                      <a:ext cx="6500470" cy="4595291"/>
                     </a:xfrm>
                     <a:prstGeom prst="rect">
                       <a:avLst/>
@@ -2487,58 +2715,166 @@
       <w:pPr>
         <w:pStyle w:val="Caption"/>
         <w:rPr>
-          <w:sz w:val="28"/>
-          <w:szCs w:val="28"/>
-        </w:rPr>
-      </w:pPr>
-      <w:bookmarkStart w:id="10" w:name="_Toc231505354"/>
-      <w:r>
+          <w:rFonts w:ascii="Times New Roman" w:hAnsi="Times New Roman" w:cs="Times New Roman"/>
+          <w:sz w:val="28"/>
+          <w:szCs w:val="28"/>
+        </w:rPr>
+      </w:pPr>
+      <w:bookmarkStart w:id="12" w:name="_Toc231505352"/>
+      <w:r>
+        <w:rPr>
+          <w:rFonts w:ascii="Times New Roman" w:hAnsi="Times New Roman" w:cs="Times New Roman"/>
+        </w:rPr>
         <w:t xml:space="preserve">Figure </w:t>
       </w:r>
       <w:r>
+        <w:rPr>
+          <w:rFonts w:ascii="Times New Roman" w:hAnsi="Times New Roman" w:cs="Times New Roman"/>
+        </w:rPr>
         <w:fldChar w:fldCharType="begin"/>
       </w:r>
       <w:r>
+        <w:rPr>
+          <w:rFonts w:ascii="Times New Roman" w:hAnsi="Times New Roman" w:cs="Times New Roman"/>
+        </w:rPr>
         <w:instrText xml:space="preserve"> SEQ Figure \* ARABIC </w:instrText>
       </w:r>
       <w:r>
+        <w:rPr>
+          <w:rFonts w:ascii="Times New Roman" w:hAnsi="Times New Roman" w:cs="Times New Roman"/>
+        </w:rPr>
         <w:fldChar w:fldCharType="separate"/>
       </w:r>
       <w:r>
         <w:rPr>
+          <w:rFonts w:ascii="Times New Roman" w:hAnsi="Times New Roman" w:cs="Times New Roman"/>
           <w:noProof/>
         </w:rPr>
-        <w:t>9</w:t>
-      </w:r>
-      <w:r>
+        <w:t>7</w:t>
+      </w:r>
+      <w:r>
+        <w:rPr>
+          <w:rFonts w:ascii="Times New Roman" w:hAnsi="Times New Roman" w:cs="Times New Roman"/>
+        </w:rPr>
         <w:fldChar w:fldCharType="end"/>
       </w:r>
       <w:r>
-        <w:t xml:space="preserve"> </w:t>
-      </w:r>
-      <w:r>
-        <w:t>Database connection string</w:t>
-      </w:r>
-      <w:bookmarkEnd w:id="10"/>
-    </w:p>
-    <w:p>
-      <w:pPr>
-        <w:rPr>
-          <w:sz w:val="28"/>
-          <w:szCs w:val="28"/>
-        </w:rPr>
-      </w:pPr>
-      <w:r>
-        <w:rPr>
-          <w:sz w:val="28"/>
-          <w:szCs w:val="28"/>
+        <w:rPr>
+          <w:rFonts w:ascii="Times New Roman" w:hAnsi="Times New Roman" w:cs="Times New Roman"/>
+        </w:rPr>
+        <w:t xml:space="preserve"> Login page</w:t>
+      </w:r>
+      <w:bookmarkEnd w:id="12"/>
+    </w:p>
+    <w:p>
+      <w:pPr>
+        <w:rPr>
+          <w:rFonts w:ascii="Times New Roman" w:hAnsi="Times New Roman" w:cs="Times New Roman"/>
+          <w:sz w:val="28"/>
+          <w:szCs w:val="28"/>
+        </w:rPr>
+      </w:pPr>
+    </w:p>
+    <w:p>
+      <w:pPr>
+        <w:rPr>
+          <w:rFonts w:ascii="Times New Roman" w:hAnsi="Times New Roman" w:cs="Times New Roman"/>
+          <w:sz w:val="28"/>
+          <w:szCs w:val="28"/>
+        </w:rPr>
+      </w:pPr>
+    </w:p>
+    <w:p>
+      <w:pPr>
+        <w:rPr>
+          <w:rFonts w:ascii="Times New Roman" w:hAnsi="Times New Roman" w:cs="Times New Roman"/>
+          <w:sz w:val="28"/>
+          <w:szCs w:val="28"/>
+        </w:rPr>
+      </w:pPr>
+    </w:p>
+    <w:p>
+      <w:pPr>
+        <w:rPr>
+          <w:rFonts w:ascii="Times New Roman" w:hAnsi="Times New Roman" w:cs="Times New Roman"/>
+          <w:sz w:val="28"/>
+          <w:szCs w:val="28"/>
+        </w:rPr>
+      </w:pPr>
+    </w:p>
+    <w:p>
+      <w:pPr>
+        <w:rPr>
+          <w:rFonts w:ascii="Times New Roman" w:hAnsi="Times New Roman" w:cs="Times New Roman"/>
+          <w:sz w:val="28"/>
+          <w:szCs w:val="28"/>
+        </w:rPr>
+      </w:pPr>
+    </w:p>
+    <w:p>
+      <w:pPr>
+        <w:rPr>
+          <w:rFonts w:ascii="Times New Roman" w:hAnsi="Times New Roman" w:cs="Times New Roman"/>
+          <w:sz w:val="28"/>
+          <w:szCs w:val="28"/>
+        </w:rPr>
+      </w:pPr>
+    </w:p>
+    <w:p>
+      <w:pPr>
+        <w:rPr>
+          <w:rFonts w:ascii="Times New Roman" w:hAnsi="Times New Roman" w:cs="Times New Roman"/>
+          <w:sz w:val="28"/>
+          <w:szCs w:val="28"/>
+        </w:rPr>
+      </w:pPr>
+    </w:p>
+    <w:p>
+      <w:pPr>
+        <w:rPr>
+          <w:rFonts w:ascii="Times New Roman" w:hAnsi="Times New Roman" w:cs="Times New Roman"/>
+          <w:sz w:val="28"/>
+          <w:szCs w:val="28"/>
+        </w:rPr>
+      </w:pPr>
+    </w:p>
+    <w:p>
+      <w:pPr>
+        <w:pStyle w:val="Heading1"/>
+        <w:rPr>
+          <w:rFonts w:ascii="Times New Roman" w:hAnsi="Times New Roman" w:cs="Times New Roman"/>
+        </w:rPr>
+      </w:pPr>
+      <w:bookmarkStart w:id="13" w:name="_Toc231505684"/>
+      <w:r>
+        <w:rPr>
+          <w:rFonts w:ascii="Times New Roman" w:hAnsi="Times New Roman" w:cs="Times New Roman"/>
         </w:rPr>
         <w:lastRenderedPageBreak/>
+        <w:t>3.1 DATABASE CREATION</w:t>
+      </w:r>
+      <w:bookmarkEnd w:id="13"/>
+    </w:p>
+    <w:p>
+      <w:pPr>
+        <w:rPr>
+          <w:rFonts w:ascii="Times New Roman" w:hAnsi="Times New Roman" w:cs="Times New Roman"/>
+          <w:sz w:val="28"/>
+          <w:szCs w:val="28"/>
+        </w:rPr>
+      </w:pPr>
+      <w:r>
+        <w:rPr>
+          <w:rFonts w:ascii="Times New Roman" w:hAnsi="Times New Roman" w:cs="Times New Roman"/>
+          <w:noProof/>
+          <w:sz w:val="28"/>
+          <w:szCs w:val="28"/>
+        </w:rPr>
         <w:drawing>
-          <wp:inline distT="0" distB="0" distL="0" distR="0" wp14:anchorId="646E0F48" wp14:editId="196CFDD8">
-            <wp:extent cx="5943600" cy="819785"/>
+          <wp:inline distT="0" distB="0" distL="0" distR="0" wp14:anchorId="6F901E25" wp14:editId="61CC60F3">
+            <wp:extent cx="5943600" cy="3247390"/>
             <wp:effectExtent l="0" t="0" r="0" b="0"/>
-            <wp:docPr id="8" name="Picture 8"/>
+            <wp:docPr id="6" name="Picture 6"/>
             <wp:cNvGraphicFramePr>
               <a:graphicFrameLocks xmlns:a="http://schemas.openxmlformats.org/drawingml/2006/main" noChangeAspect="1"/>
             </wp:cNvGraphicFramePr>
@@ -2558,6 +2894,252 @@
                   <pic:spPr>
                     <a:xfrm>
                       <a:off x="0" y="0"/>
+                      <a:ext cx="5943600" cy="3247390"/>
+                    </a:xfrm>
+                    <a:prstGeom prst="rect">
+                      <a:avLst/>
+                    </a:prstGeom>
+                  </pic:spPr>
+                </pic:pic>
+              </a:graphicData>
+            </a:graphic>
+          </wp:inline>
+        </w:drawing>
+      </w:r>
+    </w:p>
+    <w:p>
+      <w:pPr>
+        <w:pStyle w:val="Caption"/>
+        <w:rPr>
+          <w:rFonts w:ascii="Times New Roman" w:hAnsi="Times New Roman" w:cs="Times New Roman"/>
+        </w:rPr>
+      </w:pPr>
+      <w:bookmarkStart w:id="14" w:name="_Toc231505353"/>
+      <w:r>
+        <w:rPr>
+          <w:rFonts w:ascii="Times New Roman" w:hAnsi="Times New Roman" w:cs="Times New Roman"/>
+        </w:rPr>
+        <w:t xml:space="preserve">Figure </w:t>
+      </w:r>
+      <w:r>
+        <w:rPr>
+          <w:rFonts w:ascii="Times New Roman" w:hAnsi="Times New Roman" w:cs="Times New Roman"/>
+        </w:rPr>
+        <w:fldChar w:fldCharType="begin"/>
+      </w:r>
+      <w:r>
+        <w:rPr>
+          <w:rFonts w:ascii="Times New Roman" w:hAnsi="Times New Roman" w:cs="Times New Roman"/>
+        </w:rPr>
+        <w:instrText xml:space="preserve"> SEQ Figure \* ARABIC </w:instrText>
+      </w:r>
+      <w:r>
+        <w:rPr>
+          <w:rFonts w:ascii="Times New Roman" w:hAnsi="Times New Roman" w:cs="Times New Roman"/>
+        </w:rPr>
+        <w:fldChar w:fldCharType="separate"/>
+      </w:r>
+      <w:r>
+        <w:rPr>
+          <w:rFonts w:ascii="Times New Roman" w:hAnsi="Times New Roman" w:cs="Times New Roman"/>
+          <w:noProof/>
+        </w:rPr>
+        <w:t>8</w:t>
+      </w:r>
+      <w:r>
+        <w:rPr>
+          <w:rFonts w:ascii="Times New Roman" w:hAnsi="Times New Roman" w:cs="Times New Roman"/>
+        </w:rPr>
+        <w:fldChar w:fldCharType="end"/>
+      </w:r>
+      <w:r>
+        <w:rPr>
+          <w:rFonts w:ascii="Times New Roman" w:hAnsi="Times New Roman" w:cs="Times New Roman"/>
+        </w:rPr>
+        <w:t xml:space="preserve"> mySQL database creation</w:t>
+      </w:r>
+      <w:bookmarkEnd w:id="14"/>
+    </w:p>
+    <w:p>
+      <w:pPr>
+        <w:keepNext/>
+        <w:rPr>
+          <w:rFonts w:ascii="Times New Roman" w:hAnsi="Times New Roman" w:cs="Times New Roman"/>
+        </w:rPr>
+      </w:pPr>
+      <w:r>
+        <w:rPr>
+          <w:rFonts w:ascii="Times New Roman" w:hAnsi="Times New Roman" w:cs="Times New Roman"/>
+          <w:sz w:val="28"/>
+          <w:szCs w:val="28"/>
+        </w:rPr>
+        <w:t xml:space="preserve">mySQL database creation </w:t>
+      </w:r>
+      <w:r>
+        <w:rPr>
+          <w:rFonts w:ascii="Times New Roman" w:hAnsi="Times New Roman" w:cs="Times New Roman"/>
+          <w:sz w:val="28"/>
+          <w:szCs w:val="28"/>
+        </w:rPr>
+        <w:t xml:space="preserve">– followed with the connection string below </w:t>
+      </w:r>
+    </w:p>
+    <w:p>
+      <w:pPr>
+        <w:rPr>
+          <w:rFonts w:ascii="Times New Roman" w:hAnsi="Times New Roman" w:cs="Times New Roman"/>
+          <w:sz w:val="28"/>
+          <w:szCs w:val="28"/>
+        </w:rPr>
+      </w:pPr>
+    </w:p>
+    <w:p>
+      <w:pPr>
+        <w:rPr>
+          <w:rFonts w:ascii="Times New Roman" w:hAnsi="Times New Roman" w:cs="Times New Roman"/>
+          <w:sz w:val="28"/>
+          <w:szCs w:val="28"/>
+        </w:rPr>
+      </w:pPr>
+      <w:r>
+        <w:rPr>
+          <w:rFonts w:ascii="Times New Roman" w:hAnsi="Times New Roman" w:cs="Times New Roman"/>
+          <w:noProof/>
+          <w:sz w:val="28"/>
+          <w:szCs w:val="28"/>
+        </w:rPr>
+        <w:drawing>
+          <wp:inline distT="0" distB="0" distL="0" distR="0" wp14:anchorId="71DFF4F4" wp14:editId="37C51D64">
+            <wp:extent cx="4854361" cy="2842506"/>
+            <wp:effectExtent l="0" t="0" r="3810" b="0"/>
+            <wp:docPr id="7" name="Picture 7"/>
+            <wp:cNvGraphicFramePr>
+              <a:graphicFrameLocks xmlns:a="http://schemas.openxmlformats.org/drawingml/2006/main" noChangeAspect="1"/>
+            </wp:cNvGraphicFramePr>
+            <a:graphic xmlns:a="http://schemas.openxmlformats.org/drawingml/2006/main">
+              <a:graphicData uri="http://schemas.openxmlformats.org/drawingml/2006/picture">
+                <pic:pic xmlns:pic="http://schemas.openxmlformats.org/drawingml/2006/picture">
+                  <pic:nvPicPr>
+                    <pic:cNvPr id="1" name=""/>
+                    <pic:cNvPicPr/>
+                  </pic:nvPicPr>
+                  <pic:blipFill>
+                    <a:blip r:embed="rId17"/>
+                    <a:stretch>
+                      <a:fillRect/>
+                    </a:stretch>
+                  </pic:blipFill>
+                  <pic:spPr>
+                    <a:xfrm>
+                      <a:off x="0" y="0"/>
+                      <a:ext cx="4854361" cy="2842506"/>
+                    </a:xfrm>
+                    <a:prstGeom prst="rect">
+                      <a:avLst/>
+                    </a:prstGeom>
+                  </pic:spPr>
+                </pic:pic>
+              </a:graphicData>
+            </a:graphic>
+          </wp:inline>
+        </w:drawing>
+      </w:r>
+    </w:p>
+    <w:p>
+      <w:pPr>
+        <w:pStyle w:val="Caption"/>
+        <w:rPr>
+          <w:rFonts w:ascii="Times New Roman" w:hAnsi="Times New Roman" w:cs="Times New Roman"/>
+          <w:sz w:val="28"/>
+          <w:szCs w:val="28"/>
+        </w:rPr>
+      </w:pPr>
+      <w:bookmarkStart w:id="15" w:name="_Toc231505354"/>
+      <w:r>
+        <w:rPr>
+          <w:rFonts w:ascii="Times New Roman" w:hAnsi="Times New Roman" w:cs="Times New Roman"/>
+        </w:rPr>
+        <w:t xml:space="preserve">Figure </w:t>
+      </w:r>
+      <w:r>
+        <w:rPr>
+          <w:rFonts w:ascii="Times New Roman" w:hAnsi="Times New Roman" w:cs="Times New Roman"/>
+        </w:rPr>
+        <w:fldChar w:fldCharType="begin"/>
+      </w:r>
+      <w:r>
+        <w:rPr>
+          <w:rFonts w:ascii="Times New Roman" w:hAnsi="Times New Roman" w:cs="Times New Roman"/>
+        </w:rPr>
+        <w:instrText xml:space="preserve"> SEQ Figure \* ARABIC </w:instrText>
+      </w:r>
+      <w:r>
+        <w:rPr>
+          <w:rFonts w:ascii="Times New Roman" w:hAnsi="Times New Roman" w:cs="Times New Roman"/>
+        </w:rPr>
+        <w:fldChar w:fldCharType="separate"/>
+      </w:r>
+      <w:r>
+        <w:rPr>
+          <w:rFonts w:ascii="Times New Roman" w:hAnsi="Times New Roman" w:cs="Times New Roman"/>
+          <w:noProof/>
+        </w:rPr>
+        <w:t>9</w:t>
+      </w:r>
+      <w:r>
+        <w:rPr>
+          <w:rFonts w:ascii="Times New Roman" w:hAnsi="Times New Roman" w:cs="Times New Roman"/>
+        </w:rPr>
+        <w:fldChar w:fldCharType="end"/>
+      </w:r>
+      <w:r>
+        <w:rPr>
+          <w:rFonts w:ascii="Times New Roman" w:hAnsi="Times New Roman" w:cs="Times New Roman"/>
+        </w:rPr>
+        <w:t xml:space="preserve"> Database connection string</w:t>
+      </w:r>
+      <w:bookmarkEnd w:id="15"/>
+    </w:p>
+    <w:p>
+      <w:pPr>
+        <w:rPr>
+          <w:rFonts w:ascii="Times New Roman" w:hAnsi="Times New Roman" w:cs="Times New Roman"/>
+          <w:sz w:val="28"/>
+          <w:szCs w:val="28"/>
+        </w:rPr>
+      </w:pPr>
+      <w:r>
+        <w:rPr>
+          <w:rFonts w:ascii="Times New Roman" w:hAnsi="Times New Roman" w:cs="Times New Roman"/>
+          <w:noProof/>
+          <w:sz w:val="28"/>
+          <w:szCs w:val="28"/>
+        </w:rPr>
+        <w:lastRenderedPageBreak/>
+        <w:drawing>
+          <wp:inline distT="0" distB="0" distL="0" distR="0" wp14:anchorId="646E0F48" wp14:editId="196CFDD8">
+            <wp:extent cx="5943600" cy="819785"/>
+            <wp:effectExtent l="0" t="0" r="0" b="0"/>
+            <wp:docPr id="8" name="Picture 8"/>
+            <wp:cNvGraphicFramePr>
+              <a:graphicFrameLocks xmlns:a="http://schemas.openxmlformats.org/drawingml/2006/main" noChangeAspect="1"/>
+            </wp:cNvGraphicFramePr>
+            <a:graphic xmlns:a="http://schemas.openxmlformats.org/drawingml/2006/main">
+              <a:graphicData uri="http://schemas.openxmlformats.org/drawingml/2006/picture">
+                <pic:pic xmlns:pic="http://schemas.openxmlformats.org/drawingml/2006/picture">
+                  <pic:nvPicPr>
+                    <pic:cNvPr id="1" name=""/>
+                    <pic:cNvPicPr/>
+                  </pic:nvPicPr>
+                  <pic:blipFill>
+                    <a:blip r:embed="rId18"/>
+                    <a:stretch>
+                      <a:fillRect/>
+                    </a:stretch>
+                  </pic:blipFill>
+                  <pic:spPr>
+                    <a:xfrm>
+                      <a:off x="0" y="0"/>
                       <a:ext cx="5943600" cy="819785"/>
                     </a:xfrm>
                     <a:prstGeom prst="rect">
@@ -2575,36 +3157,68 @@
       <w:pPr>
         <w:pStyle w:val="Caption"/>
         <w:rPr>
-          <w:sz w:val="28"/>
-          <w:szCs w:val="28"/>
-        </w:rPr>
-      </w:pPr>
-      <w:bookmarkStart w:id="11" w:name="_Toc231505355"/>
-      <w:r>
+          <w:rFonts w:ascii="Times New Roman" w:hAnsi="Times New Roman" w:cs="Times New Roman"/>
+        </w:rPr>
+      </w:pPr>
+      <w:bookmarkStart w:id="16" w:name="_Toc231505355"/>
+      <w:r>
+        <w:rPr>
+          <w:rFonts w:ascii="Times New Roman" w:hAnsi="Times New Roman" w:cs="Times New Roman"/>
+        </w:rPr>
         <w:t xml:space="preserve">Figure </w:t>
       </w:r>
       <w:r>
+        <w:rPr>
+          <w:rFonts w:ascii="Times New Roman" w:hAnsi="Times New Roman" w:cs="Times New Roman"/>
+        </w:rPr>
         <w:fldChar w:fldCharType="begin"/>
       </w:r>
       <w:r>
+        <w:rPr>
+          <w:rFonts w:ascii="Times New Roman" w:hAnsi="Times New Roman" w:cs="Times New Roman"/>
+        </w:rPr>
         <w:instrText xml:space="preserve"> SEQ Figure \* ARABIC </w:instrText>
       </w:r>
       <w:r>
+        <w:rPr>
+          <w:rFonts w:ascii="Times New Roman" w:hAnsi="Times New Roman" w:cs="Times New Roman"/>
+        </w:rPr>
         <w:fldChar w:fldCharType="separate"/>
       </w:r>
       <w:r>
         <w:rPr>
+          <w:rFonts w:ascii="Times New Roman" w:hAnsi="Times New Roman" w:cs="Times New Roman"/>
           <w:noProof/>
         </w:rPr>
         <w:t>10</w:t>
       </w:r>
       <w:r>
+        <w:rPr>
+          <w:rFonts w:ascii="Times New Roman" w:hAnsi="Times New Roman" w:cs="Times New Roman"/>
+        </w:rPr>
         <w:fldChar w:fldCharType="end"/>
       </w:r>
       <w:r>
+        <w:rPr>
+          <w:rFonts w:ascii="Times New Roman" w:hAnsi="Times New Roman" w:cs="Times New Roman"/>
+        </w:rPr>
         <w:t xml:space="preserve"> Database tables</w:t>
       </w:r>
-      <w:bookmarkEnd w:id="11"/>
+      <w:bookmarkEnd w:id="16"/>
+    </w:p>
+    <w:p>
+      <w:pPr>
+        <w:rPr>
+          <w:rFonts w:ascii="Times New Roman" w:hAnsi="Times New Roman" w:cs="Times New Roman"/>
+        </w:rPr>
+      </w:pPr>
+    </w:p>
+    <w:p>
+      <w:pPr>
+        <w:rPr>
+          <w:rFonts w:ascii="Times New Roman" w:hAnsi="Times New Roman" w:cs="Times New Roman"/>
+        </w:rPr>
+      </w:pPr>
     </w:p>
     <w:sectPr>
       <w:pgSz w:w="12240" w:h="15840"/>
@@ -3211,6 +3825,7 @@
   <w:style w:type="character" w:default="1" w:styleId="DefaultParagraphFont">
     <w:name w:val="Default Paragraph Font"/>
     <w:uiPriority w:val="1"/>
+    <w:semiHidden/>
     <w:unhideWhenUsed/>
   </w:style>
   <w:style w:type="table" w:default="1" w:styleId="TableNormal">
@@ -3358,6 +3973,18 @@
     <w:pPr>
       <w:spacing w:after="0"/>
     </w:pPr>
+  </w:style>
+  <w:style w:type="character" w:styleId="UnresolvedMention">
+    <w:name w:val="Unresolved Mention"/>
+    <w:basedOn w:val="DefaultParagraphFont"/>
+    <w:uiPriority w:val="99"/>
+    <w:semiHidden/>
+    <w:unhideWhenUsed/>
+    <w:rsid w:val="0050320E"/>
+    <w:rPr>
+      <w:color w:val="605E5C"/>
+      <w:shd w:val="clear" w:color="auto" w:fill="E1DFDD"/>
+    </w:rPr>
   </w:style>
 </w:styles>
 </file>
